--- a/rapports/2026-06-06/EQ34/EQ34_sup_v2/DR_021102000005/11-58-08-47.docx
+++ b/rapports/2026-06-06/EQ34/EQ34_sup_v2/DR_021102000005/11-58-08-47.docx
@@ -297,7 +297,7 @@
           <w:color w:val="1F6FEB"/>
           <w:sz w:val="22"/>
         </w:rPr>
-        <w:t>⚠ INCOHÉRENCES À CORRIGER (117)</w:t>
+        <w:t>⚠ INCOHÉRENCES À CORRIGER (112)</w:t>
       </w:r>
     </w:p>
     <w:tbl>
@@ -1115,7 +1115,7 @@
                 <w:i w:val="0"/>
                 <w:sz w:val="17"/>
               </w:rPr>
-              <w:t>Incohérence!!! seulement les écoles privées paient les frais de scolarité (y compris les frais d'inscription).</w:t>
+              <w:t>Incohérence ! Combé BADJI frequente actuellement 1ére année de Supérieur mais dit avoir reçu une bourse de 100000 FCFA.</w:t>
             </w:r>
           </w:p>
         </w:tc>
@@ -1174,7 +1174,7 @@
                 <w:color w:val="16A34A"/>
                 <w:sz w:val="16"/>
               </w:rPr>
-              <w:t>—</w:t>
+              <w:t>s02q33, s01q00b</w:t>
             </w:r>
           </w:p>
         </w:tc>
@@ -1205,7 +1205,7 @@
                 <w:i w:val="0"/>
                 <w:sz w:val="17"/>
               </w:rPr>
-              <w:t>Incohérence ! Combé BADJI frequente actuellement 1ére année de Supérieur mais dit avoir reçu une bourse de 100000 FCFA.</w:t>
+              <w:t>Incoherent!!! La dernière fois que Combé DJIBA a  fréquenté l'école est 9999.</w:t>
             </w:r>
           </w:p>
         </w:tc>
@@ -1264,7 +1264,7 @@
                 <w:color w:val="16A34A"/>
                 <w:sz w:val="16"/>
               </w:rPr>
-              <w:t>s01q32, s01q36, s01q38, s04q37_modif, s02q33, s02q34, s01q00b</w:t>
+              <w:t>—</w:t>
             </w:r>
           </w:p>
         </w:tc>
@@ -1295,7 +1295,7 @@
                 <w:i w:val="0"/>
                 <w:sz w:val="17"/>
               </w:rPr>
-              <w:t>Peu probable!!! Vu l'âge (16 ans) de Abba Alassane DIATTA ou l'année à laquelle Abba Alassane DIATTA a fréquenté l'école pour la dernière fois (.) le dernier diplome de Abba Alassane DIATTA ne peut être le Certificat d'études primaires (CEP), prière de corriger cette incohérence ou confirmer avec le QG.</w:t>
+              <w:t>Incohérence ! Marie Rama DIATTA frequente actuellement 2ème année de Secondaire 1 (Moyen) Général mais dit avoir reçu une bourse de 1000 FCFA.</w:t>
             </w:r>
           </w:p>
         </w:tc>
@@ -1354,7 +1354,7 @@
                 <w:color w:val="16A34A"/>
                 <w:sz w:val="16"/>
               </w:rPr>
-              <w:t>—</w:t>
+              <w:t>s01q32, s01q36, s01q38, s04q37_modif, s02q33, s02q34, s01q00b</w:t>
             </w:r>
           </w:p>
         </w:tc>
@@ -1385,7 +1385,7 @@
                 <w:i w:val="0"/>
                 <w:sz w:val="17"/>
               </w:rPr>
-              <w:t>Incohérence ! Marie Rama DIATTA frequente actuellement 2ème année de Secondaire 1 (Moyen) Général mais dit avoir reçu une bourse de 1000 FCFA.</w:t>
+              <w:t>Peu probable!!! Vu l'âge (14 ans) de Marie Rama DIATTA ou l'année à laquelle Marie Rama DIATTA a fréquenté l'école pour la dernière fois (.) le dernier diplome de Marie Rama DIATTA ne peut être le Certificat d'études primaires (CEP), prière de corriger cette incohérence ou confirmer avec le QG.</w:t>
             </w:r>
           </w:p>
         </w:tc>
@@ -1475,7 +1475,7 @@
                 <w:i w:val="0"/>
                 <w:sz w:val="17"/>
               </w:rPr>
-              <w:t>Peu probable!!! Vu l'âge (14 ans) de Marie Rama DIATTA ou l'année à laquelle Marie Rama DIATTA a fréquenté l'école pour la dernière fois (.) le dernier diplome de Marie Rama DIATTA ne peut être le Certificat d'études primaires (CEP), prière de corriger cette incohérence ou confirmer avec le QG.</w:t>
+              <w:t>Peu probable!!! Vu l'âge (16 ans) de Abba Alassane DIATTA ou l'année à laquelle Abba Alassane DIATTA a fréquenté l'école pour la dernière fois (.) le dernier diplome de Abba Alassane DIATTA ne peut être le Certificat d'études primaires (CEP), prière de corriger cette incohérence ou confirmer avec le QG.</w:t>
             </w:r>
           </w:p>
         </w:tc>
@@ -1508,6 +1508,1355 @@
                 <w:i w:val="0"/>
                 <w:sz w:val="16"/>
               </w:rPr>
+              <w:t>S16</w:t>
+              <w:br/>
+            </w:r>
+            <w:r>
+              <w:rPr>
+                <w:b w:val="0"/>
+                <w:i w:val="0"/>
+                <w:color w:val="64748B"/>
+                <w:sz w:val="14"/>
+              </w:rPr>
+              <w:t>Agriculture</w:t>
+            </w:r>
+          </w:p>
+        </w:tc>
+        <w:tc>
+          <w:tcPr>
+            <w:tcW w:type="dxa" w:w="1531"/>
+          </w:tcPr>
+          <w:p>
+            <w:r>
+              <w:rPr>
+                <w:b/>
+                <w:i w:val="0"/>
+                <w:color w:val="16A34A"/>
+                <w:sz w:val="16"/>
+              </w:rPr>
+              <w:t>s16dq05a, s16dq05c</w:t>
+            </w:r>
+          </w:p>
+        </w:tc>
+        <w:tc>
+          <w:tcPr>
+            <w:tcW w:type="dxa" w:w="1191"/>
+          </w:tcPr>
+          <w:p>
+            <w:r>
+              <w:rPr>
+                <w:b w:val="0"/>
+                <w:i w:val="0"/>
+                <w:color w:val="64748B"/>
+                <w:sz w:val="16"/>
+              </w:rPr>
+              <w:t>GT-CQ</w:t>
+            </w:r>
+          </w:p>
+        </w:tc>
+        <w:tc>
+          <w:tcPr>
+            <w:tcW w:type="dxa" w:w="4706"/>
+          </w:tcPr>
+          <w:p>
+            <w:r>
+              <w:rPr>
+                <w:b w:val="0"/>
+                <w:i w:val="0"/>
+                <w:sz w:val="17"/>
+              </w:rPr>
+              <w:t>La quantité de s16dq05a estimée en Kg est incohérente avec la prise dans la question s16dq05c, prière de bien estimer et mettre la valeur exacte.</w:t>
+            </w:r>
+          </w:p>
+        </w:tc>
+      </w:tr>
+      <w:tr>
+        <w:tc>
+          <w:tcPr>
+            <w:tcW w:type="dxa" w:w="964"/>
+          </w:tcPr>
+          <w:p>
+            <w:r>
+              <w:rPr>
+                <w:b/>
+                <w:i w:val="0"/>
+                <w:color w:val="DC2626"/>
+                <w:sz w:val="16"/>
+              </w:rPr>
+              <w:t>Haute</w:t>
+            </w:r>
+          </w:p>
+        </w:tc>
+        <w:tc>
+          <w:tcPr>
+            <w:tcW w:type="dxa" w:w="1247"/>
+          </w:tcPr>
+          <w:p>
+            <w:r>
+              <w:rPr>
+                <w:b/>
+                <w:i w:val="0"/>
+                <w:sz w:val="16"/>
+              </w:rPr>
+              <w:t>S16</w:t>
+              <w:br/>
+            </w:r>
+            <w:r>
+              <w:rPr>
+                <w:b w:val="0"/>
+                <w:i w:val="0"/>
+                <w:color w:val="64748B"/>
+                <w:sz w:val="14"/>
+              </w:rPr>
+              <w:t>Agriculture</w:t>
+            </w:r>
+          </w:p>
+        </w:tc>
+        <w:tc>
+          <w:tcPr>
+            <w:tcW w:type="dxa" w:w="1531"/>
+          </w:tcPr>
+          <w:p>
+            <w:r>
+              <w:rPr>
+                <w:b/>
+                <w:i w:val="0"/>
+                <w:color w:val="16A34A"/>
+                <w:sz w:val="16"/>
+              </w:rPr>
+              <w:t>s00q07a, s00q08, s00q10, s00q13_0, s00q15_0, s00q17_0, s00q23a, s00q23b</w:t>
+            </w:r>
+          </w:p>
+        </w:tc>
+        <w:tc>
+          <w:tcPr>
+            <w:tcW w:type="dxa" w:w="1191"/>
+          </w:tcPr>
+          <w:p>
+            <w:r>
+              <w:rPr>
+                <w:b w:val="0"/>
+                <w:i w:val="0"/>
+                <w:color w:val="64748B"/>
+                <w:sz w:val="16"/>
+              </w:rPr>
+              <w:t>GT-CQ</w:t>
+            </w:r>
+          </w:p>
+        </w:tc>
+        <w:tc>
+          <w:tcPr>
+            <w:tcW w:type="dxa" w:w="4706"/>
+          </w:tcPr>
+          <w:p>
+            <w:r>
+              <w:rPr>
+                <w:b w:val="0"/>
+                <w:i w:val="0"/>
+                <w:sz w:val="17"/>
+              </w:rPr>
+              <w:t>La somme des quantités consommées (20 kg), des quantités offertes (20 kg),  des quantités vendus (3 kg) et des quantités en stock (0 kg) depasse la quantité totale (20 kg) que le ménage a eu après la recolte de  , prière de corriger cette incoherence.</w:t>
+            </w:r>
+          </w:p>
+        </w:tc>
+      </w:tr>
+      <w:tr>
+        <w:tc>
+          <w:tcPr>
+            <w:tcW w:type="dxa" w:w="964"/>
+          </w:tcPr>
+          <w:p>
+            <w:r>
+              <w:rPr>
+                <w:b/>
+                <w:i w:val="0"/>
+                <w:color w:val="DC2626"/>
+                <w:sz w:val="16"/>
+              </w:rPr>
+              <w:t>Haute</w:t>
+            </w:r>
+          </w:p>
+        </w:tc>
+        <w:tc>
+          <w:tcPr>
+            <w:tcW w:type="dxa" w:w="1247"/>
+          </w:tcPr>
+          <w:p>
+            <w:r>
+              <w:rPr>
+                <w:b/>
+                <w:i w:val="0"/>
+                <w:sz w:val="16"/>
+              </w:rPr>
+              <w:t>S16</w:t>
+              <w:br/>
+            </w:r>
+            <w:r>
+              <w:rPr>
+                <w:b w:val="0"/>
+                <w:i w:val="0"/>
+                <w:color w:val="64748B"/>
+                <w:sz w:val="14"/>
+              </w:rPr>
+              <w:t>Agriculture</w:t>
+            </w:r>
+          </w:p>
+        </w:tc>
+        <w:tc>
+          <w:tcPr>
+            <w:tcW w:type="dxa" w:w="1531"/>
+          </w:tcPr>
+          <w:p>
+            <w:r>
+              <w:rPr>
+                <w:b/>
+                <w:i w:val="0"/>
+                <w:color w:val="16A34A"/>
+                <w:sz w:val="16"/>
+              </w:rPr>
+              <w:t>s00q07a, s00q08, s00q10, s00q13_0, s00q15_0, s00q17_0, s00q23a, s00q23b</w:t>
+            </w:r>
+          </w:p>
+        </w:tc>
+        <w:tc>
+          <w:tcPr>
+            <w:tcW w:type="dxa" w:w="1191"/>
+          </w:tcPr>
+          <w:p>
+            <w:r>
+              <w:rPr>
+                <w:b w:val="0"/>
+                <w:i w:val="0"/>
+                <w:color w:val="64748B"/>
+                <w:sz w:val="16"/>
+              </w:rPr>
+              <w:t>GT-CQ</w:t>
+            </w:r>
+          </w:p>
+        </w:tc>
+        <w:tc>
+          <w:tcPr>
+            <w:tcW w:type="dxa" w:w="4706"/>
+          </w:tcPr>
+          <w:p>
+            <w:r>
+              <w:rPr>
+                <w:b w:val="0"/>
+                <w:i w:val="0"/>
+                <w:sz w:val="17"/>
+              </w:rPr>
+              <w:t>La somme des quantités consommées (20 kg), des quantités offertes (20 kg),  des quantités vendus (3 kg) et des quantités en stock (0 kg) depasse la quantité totale (4 kg) que le ménage a eu après la recolte de  , prière de corriger cette incoherence.</w:t>
+            </w:r>
+          </w:p>
+        </w:tc>
+      </w:tr>
+      <w:tr>
+        <w:tc>
+          <w:tcPr>
+            <w:tcW w:type="dxa" w:w="964"/>
+          </w:tcPr>
+          <w:p>
+            <w:r>
+              <w:rPr>
+                <w:b/>
+                <w:i w:val="0"/>
+                <w:color w:val="DC2626"/>
+                <w:sz w:val="16"/>
+              </w:rPr>
+              <w:t>Haute</w:t>
+            </w:r>
+          </w:p>
+        </w:tc>
+        <w:tc>
+          <w:tcPr>
+            <w:tcW w:type="dxa" w:w="1247"/>
+          </w:tcPr>
+          <w:p>
+            <w:r>
+              <w:rPr>
+                <w:b/>
+                <w:i w:val="0"/>
+                <w:sz w:val="16"/>
+              </w:rPr>
+              <w:t>S16</w:t>
+              <w:br/>
+            </w:r>
+            <w:r>
+              <w:rPr>
+                <w:b w:val="0"/>
+                <w:i w:val="0"/>
+                <w:color w:val="64748B"/>
+                <w:sz w:val="14"/>
+              </w:rPr>
+              <w:t>Agriculture</w:t>
+            </w:r>
+          </w:p>
+        </w:tc>
+        <w:tc>
+          <w:tcPr>
+            <w:tcW w:type="dxa" w:w="1531"/>
+          </w:tcPr>
+          <w:p>
+            <w:r>
+              <w:rPr>
+                <w:b/>
+                <w:i w:val="0"/>
+                <w:color w:val="16A34A"/>
+                <w:sz w:val="16"/>
+              </w:rPr>
+              <w:t>s00q07a, s00q08, s00q10, s00q13_0, s00q15_0, s00q17_0, s00q23a, s00q23b</w:t>
+            </w:r>
+          </w:p>
+        </w:tc>
+        <w:tc>
+          <w:tcPr>
+            <w:tcW w:type="dxa" w:w="1191"/>
+          </w:tcPr>
+          <w:p>
+            <w:r>
+              <w:rPr>
+                <w:b w:val="0"/>
+                <w:i w:val="0"/>
+                <w:color w:val="64748B"/>
+                <w:sz w:val="16"/>
+              </w:rPr>
+              <w:t>GT-CQ</w:t>
+            </w:r>
+          </w:p>
+        </w:tc>
+        <w:tc>
+          <w:tcPr>
+            <w:tcW w:type="dxa" w:w="4706"/>
+          </w:tcPr>
+          <w:p>
+            <w:r>
+              <w:rPr>
+                <w:b w:val="0"/>
+                <w:i w:val="0"/>
+                <w:sz w:val="17"/>
+              </w:rPr>
+              <w:t>La somme des quantités consommées (5 kg), des quantités offertes (3 kg),  des quantités vendus (27 kg) et des quantités en stock (0 kg) depasse la quantité totale (4 kg) que le ménage a eu après la recolte de Laitue , prière de corriger cette incoherence.</w:t>
+            </w:r>
+          </w:p>
+        </w:tc>
+      </w:tr>
+      <w:tr>
+        <w:tc>
+          <w:tcPr>
+            <w:tcW w:type="dxa" w:w="964"/>
+          </w:tcPr>
+          <w:p>
+            <w:r>
+              <w:rPr>
+                <w:b/>
+                <w:i w:val="0"/>
+                <w:color w:val="DC2626"/>
+                <w:sz w:val="16"/>
+              </w:rPr>
+              <w:t>Haute</w:t>
+            </w:r>
+          </w:p>
+        </w:tc>
+        <w:tc>
+          <w:tcPr>
+            <w:tcW w:type="dxa" w:w="1247"/>
+          </w:tcPr>
+          <w:p>
+            <w:r>
+              <w:rPr>
+                <w:b/>
+                <w:i w:val="0"/>
+                <w:sz w:val="16"/>
+              </w:rPr>
+              <w:t>S20</w:t>
+              <w:br/>
+            </w:r>
+            <w:r>
+              <w:rPr>
+                <w:b w:val="0"/>
+                <w:i w:val="0"/>
+                <w:color w:val="64748B"/>
+                <w:sz w:val="14"/>
+              </w:rPr>
+              <w:t>Gouvernance / autres</w:t>
+            </w:r>
+          </w:p>
+        </w:tc>
+        <w:tc>
+          <w:tcPr>
+            <w:tcW w:type="dxa" w:w="1531"/>
+          </w:tcPr>
+          <w:p>
+            <w:r>
+              <w:rPr>
+                <w:b/>
+                <w:i w:val="0"/>
+                <w:color w:val="16A34A"/>
+                <w:sz w:val="16"/>
+              </w:rPr>
+              <w:t>—</w:t>
+            </w:r>
+          </w:p>
+        </w:tc>
+        <w:tc>
+          <w:tcPr>
+            <w:tcW w:type="dxa" w:w="1191"/>
+          </w:tcPr>
+          <w:p>
+            <w:r>
+              <w:rPr>
+                <w:b w:val="0"/>
+                <w:i w:val="0"/>
+                <w:color w:val="64748B"/>
+                <w:sz w:val="16"/>
+              </w:rPr>
+              <w:t>GT-CQ</w:t>
+            </w:r>
+          </w:p>
+        </w:tc>
+        <w:tc>
+          <w:tcPr>
+            <w:tcW w:type="dxa" w:w="4706"/>
+          </w:tcPr>
+          <w:p>
+            <w:r>
+              <w:rPr>
+                <w:b w:val="0"/>
+                <w:i w:val="0"/>
+                <w:sz w:val="17"/>
+              </w:rPr>
+              <w:t>Incohérence détectée ! Le ménage a précédemment déclaré vivre « Bien » ou « Assez bien » selon son revenu en 20A.02.</w:t>
+            </w:r>
+          </w:p>
+        </w:tc>
+      </w:tr>
+      <w:tr>
+        <w:tc>
+          <w:tcPr>
+            <w:tcW w:type="dxa" w:w="964"/>
+          </w:tcPr>
+          <w:p>
+            <w:r>
+              <w:rPr>
+                <w:b/>
+                <w:i w:val="0"/>
+                <w:color w:val="EA580C"/>
+                <w:sz w:val="16"/>
+              </w:rPr>
+              <w:t>Moyenne</w:t>
+            </w:r>
+          </w:p>
+        </w:tc>
+        <w:tc>
+          <w:tcPr>
+            <w:tcW w:type="dxa" w:w="1247"/>
+          </w:tcPr>
+          <w:p>
+            <w:r>
+              <w:rPr>
+                <w:b/>
+                <w:i w:val="0"/>
+                <w:sz w:val="16"/>
+              </w:rPr>
+              <w:t>—</w:t>
+              <w:br/>
+            </w:r>
+            <w:r>
+              <w:rPr>
+                <w:b w:val="0"/>
+                <w:i w:val="0"/>
+                <w:color w:val="64748B"/>
+                <w:sz w:val="14"/>
+              </w:rPr>
+            </w:r>
+          </w:p>
+        </w:tc>
+        <w:tc>
+          <w:tcPr>
+            <w:tcW w:type="dxa" w:w="1531"/>
+          </w:tcPr>
+          <w:p>
+            <w:r>
+              <w:rPr>
+                <w:b/>
+                <w:i w:val="0"/>
+                <w:color w:val="16A34A"/>
+                <w:sz w:val="16"/>
+              </w:rPr>
+              <w:t>s16Aq08</w:t>
+            </w:r>
+          </w:p>
+        </w:tc>
+        <w:tc>
+          <w:tcPr>
+            <w:tcW w:type="dxa" w:w="1191"/>
+          </w:tcPr>
+          <w:p>
+            <w:r>
+              <w:rPr>
+                <w:b w:val="0"/>
+                <w:i w:val="0"/>
+                <w:color w:val="64748B"/>
+                <w:sz w:val="16"/>
+              </w:rPr>
+              <w:t>Natif SuSo</w:t>
+            </w:r>
+          </w:p>
+        </w:tc>
+        <w:tc>
+          <w:tcPr>
+            <w:tcW w:type="dxa" w:w="4706"/>
+          </w:tcPr>
+          <w:p>
+            <w:r>
+              <w:rPr>
+                <w:b w:val="0"/>
+                <w:i w:val="0"/>
+                <w:sz w:val="17"/>
+              </w:rPr>
+              <w:t>ERREUR: La [culture principale](s16Aq08) ne figure pas dans la liste des cultures pratiquées sur la parcelle.</w:t>
+            </w:r>
+          </w:p>
+        </w:tc>
+      </w:tr>
+      <w:tr>
+        <w:tc>
+          <w:tcPr>
+            <w:tcW w:type="dxa" w:w="964"/>
+          </w:tcPr>
+          <w:p>
+            <w:r>
+              <w:rPr>
+                <w:b/>
+                <w:i w:val="0"/>
+                <w:color w:val="EA580C"/>
+                <w:sz w:val="16"/>
+              </w:rPr>
+              <w:t>Moyenne</w:t>
+            </w:r>
+          </w:p>
+        </w:tc>
+        <w:tc>
+          <w:tcPr>
+            <w:tcW w:type="dxa" w:w="1247"/>
+          </w:tcPr>
+          <w:p>
+            <w:r>
+              <w:rPr>
+                <w:b/>
+                <w:i w:val="0"/>
+                <w:sz w:val="16"/>
+              </w:rPr>
+              <w:t>S00</w:t>
+              <w:br/>
+            </w:r>
+            <w:r>
+              <w:rPr>
+                <w:b w:val="0"/>
+                <w:i w:val="0"/>
+                <w:color w:val="64748B"/>
+                <w:sz w:val="14"/>
+              </w:rPr>
+              <w:t>Identification</w:t>
+            </w:r>
+          </w:p>
+        </w:tc>
+        <w:tc>
+          <w:tcPr>
+            <w:tcW w:type="dxa" w:w="1531"/>
+          </w:tcPr>
+          <w:p>
+            <w:r>
+              <w:rPr>
+                <w:b/>
+                <w:i w:val="0"/>
+                <w:color w:val="16A34A"/>
+                <w:sz w:val="16"/>
+              </w:rPr>
+              <w:t>s00q27</w:t>
+            </w:r>
+          </w:p>
+        </w:tc>
+        <w:tc>
+          <w:tcPr>
+            <w:tcW w:type="dxa" w:w="1191"/>
+          </w:tcPr>
+          <w:p>
+            <w:r>
+              <w:rPr>
+                <w:b w:val="0"/>
+                <w:i w:val="0"/>
+                <w:color w:val="64748B"/>
+                <w:sz w:val="16"/>
+              </w:rPr>
+              <w:t>GT-CQ</w:t>
+            </w:r>
+          </w:p>
+        </w:tc>
+        <w:tc>
+          <w:tcPr>
+            <w:tcW w:type="dxa" w:w="4706"/>
+          </w:tcPr>
+          <w:p>
+            <w:r>
+              <w:rPr>
+                <w:b w:val="0"/>
+                <w:i w:val="0"/>
+                <w:sz w:val="17"/>
+              </w:rPr>
+              <w:t>Le questionnaire semble ne pas être complètement fini mais le questionnaire est en statut complet, prière de compléter le questionnaire.</w:t>
+            </w:r>
+          </w:p>
+        </w:tc>
+      </w:tr>
+      <w:tr>
+        <w:tc>
+          <w:tcPr>
+            <w:tcW w:type="dxa" w:w="964"/>
+          </w:tcPr>
+          <w:p>
+            <w:r>
+              <w:rPr>
+                <w:b/>
+                <w:i w:val="0"/>
+                <w:color w:val="EA580C"/>
+                <w:sz w:val="16"/>
+              </w:rPr>
+              <w:t>Moyenne</w:t>
+            </w:r>
+          </w:p>
+        </w:tc>
+        <w:tc>
+          <w:tcPr>
+            <w:tcW w:type="dxa" w:w="1247"/>
+          </w:tcPr>
+          <w:p>
+            <w:r>
+              <w:rPr>
+                <w:b/>
+                <w:i w:val="0"/>
+                <w:sz w:val="16"/>
+              </w:rPr>
+              <w:t>S00</w:t>
+              <w:br/>
+            </w:r>
+            <w:r>
+              <w:rPr>
+                <w:b w:val="0"/>
+                <w:i w:val="0"/>
+                <w:color w:val="64748B"/>
+                <w:sz w:val="14"/>
+              </w:rPr>
+              <w:t>Identification</w:t>
+            </w:r>
+          </w:p>
+        </w:tc>
+        <w:tc>
+          <w:tcPr>
+            <w:tcW w:type="dxa" w:w="1531"/>
+          </w:tcPr>
+          <w:p>
+            <w:r>
+              <w:rPr>
+                <w:b/>
+                <w:i w:val="0"/>
+                <w:color w:val="16A34A"/>
+                <w:sz w:val="16"/>
+              </w:rPr>
+              <w:t>—</w:t>
+            </w:r>
+          </w:p>
+        </w:tc>
+        <w:tc>
+          <w:tcPr>
+            <w:tcW w:type="dxa" w:w="1191"/>
+          </w:tcPr>
+          <w:p>
+            <w:r>
+              <w:rPr>
+                <w:b w:val="0"/>
+                <w:i w:val="0"/>
+                <w:color w:val="64748B"/>
+                <w:sz w:val="16"/>
+              </w:rPr>
+              <w:t>GT-CQ</w:t>
+            </w:r>
+          </w:p>
+        </w:tc>
+        <w:tc>
+          <w:tcPr>
+            <w:tcW w:type="dxa" w:w="4706"/>
+          </w:tcPr>
+          <w:p>
+            <w:r>
+              <w:rPr>
+                <w:b w:val="0"/>
+                <w:i w:val="0"/>
+                <w:sz w:val="17"/>
+              </w:rPr>
+              <w:t>Il est obligatoire de prendre les coordonnées Gps avant d'administrer le questionnaire.</w:t>
+            </w:r>
+          </w:p>
+        </w:tc>
+      </w:tr>
+      <w:tr>
+        <w:tc>
+          <w:tcPr>
+            <w:tcW w:type="dxa" w:w="964"/>
+          </w:tcPr>
+          <w:p>
+            <w:r>
+              <w:rPr>
+                <w:b/>
+                <w:i w:val="0"/>
+                <w:color w:val="EA580C"/>
+                <w:sz w:val="16"/>
+              </w:rPr>
+              <w:t>Moyenne</w:t>
+            </w:r>
+          </w:p>
+        </w:tc>
+        <w:tc>
+          <w:tcPr>
+            <w:tcW w:type="dxa" w:w="1247"/>
+          </w:tcPr>
+          <w:p>
+            <w:r>
+              <w:rPr>
+                <w:b/>
+                <w:i w:val="0"/>
+                <w:sz w:val="16"/>
+              </w:rPr>
+              <w:t>S00</w:t>
+              <w:br/>
+            </w:r>
+            <w:r>
+              <w:rPr>
+                <w:b w:val="0"/>
+                <w:i w:val="0"/>
+                <w:color w:val="64748B"/>
+                <w:sz w:val="14"/>
+              </w:rPr>
+              <w:t>Identification</w:t>
+            </w:r>
+          </w:p>
+        </w:tc>
+        <w:tc>
+          <w:tcPr>
+            <w:tcW w:type="dxa" w:w="1531"/>
+          </w:tcPr>
+          <w:p>
+            <w:r>
+              <w:rPr>
+                <w:b/>
+                <w:i w:val="0"/>
+                <w:color w:val="16A34A"/>
+                <w:sz w:val="16"/>
+              </w:rPr>
+              <w:t>—</w:t>
+            </w:r>
+          </w:p>
+        </w:tc>
+        <w:tc>
+          <w:tcPr>
+            <w:tcW w:type="dxa" w:w="1191"/>
+          </w:tcPr>
+          <w:p>
+            <w:r>
+              <w:rPr>
+                <w:b w:val="0"/>
+                <w:i w:val="0"/>
+                <w:color w:val="64748B"/>
+                <w:sz w:val="16"/>
+              </w:rPr>
+              <w:t>GT-CQ</w:t>
+            </w:r>
+          </w:p>
+        </w:tc>
+        <w:tc>
+          <w:tcPr>
+            <w:tcW w:type="dxa" w:w="4706"/>
+          </w:tcPr>
+          <w:p>
+            <w:r>
+              <w:rPr>
+                <w:b w:val="0"/>
+                <w:i w:val="0"/>
+                <w:sz w:val="17"/>
+              </w:rPr>
+              <w:t>Prière de prendre les coordonnées GPS.</w:t>
+            </w:r>
+          </w:p>
+        </w:tc>
+      </w:tr>
+      <w:tr>
+        <w:tc>
+          <w:tcPr>
+            <w:tcW w:type="dxa" w:w="964"/>
+          </w:tcPr>
+          <w:p>
+            <w:r>
+              <w:rPr>
+                <w:b/>
+                <w:i w:val="0"/>
+                <w:color w:val="EA580C"/>
+                <w:sz w:val="16"/>
+              </w:rPr>
+              <w:t>Moyenne</w:t>
+            </w:r>
+          </w:p>
+        </w:tc>
+        <w:tc>
+          <w:tcPr>
+            <w:tcW w:type="dxa" w:w="1247"/>
+          </w:tcPr>
+          <w:p>
+            <w:r>
+              <w:rPr>
+                <w:b/>
+                <w:i w:val="0"/>
+                <w:sz w:val="16"/>
+              </w:rPr>
+              <w:t>S00</w:t>
+              <w:br/>
+            </w:r>
+            <w:r>
+              <w:rPr>
+                <w:b w:val="0"/>
+                <w:i w:val="0"/>
+                <w:color w:val="64748B"/>
+                <w:sz w:val="14"/>
+              </w:rPr>
+              <w:t>Identification</w:t>
+            </w:r>
+          </w:p>
+        </w:tc>
+        <w:tc>
+          <w:tcPr>
+            <w:tcW w:type="dxa" w:w="1531"/>
+          </w:tcPr>
+          <w:p>
+            <w:r>
+              <w:rPr>
+                <w:b/>
+                <w:i w:val="0"/>
+                <w:color w:val="16A34A"/>
+                <w:sz w:val="16"/>
+              </w:rPr>
+              <w:t>—</w:t>
+            </w:r>
+          </w:p>
+        </w:tc>
+        <w:tc>
+          <w:tcPr>
+            <w:tcW w:type="dxa" w:w="1191"/>
+          </w:tcPr>
+          <w:p>
+            <w:r>
+              <w:rPr>
+                <w:b w:val="0"/>
+                <w:i w:val="0"/>
+                <w:color w:val="64748B"/>
+                <w:sz w:val="16"/>
+              </w:rPr>
+              <w:t>GT-CQ</w:t>
+            </w:r>
+          </w:p>
+        </w:tc>
+        <w:tc>
+          <w:tcPr>
+            <w:tcW w:type="dxa" w:w="4706"/>
+          </w:tcPr>
+          <w:p>
+            <w:r>
+              <w:rPr>
+                <w:b w:val="0"/>
+                <w:i w:val="0"/>
+                <w:sz w:val="17"/>
+              </w:rPr>
+              <w:t>L'adresse ou la localisation du ménage doit être bien renseignée, ne doit pas contenir des numéros de téléphone et elle semble courte pour être une adresse.</w:t>
+            </w:r>
+          </w:p>
+        </w:tc>
+      </w:tr>
+      <w:tr>
+        <w:tc>
+          <w:tcPr>
+            <w:tcW w:type="dxa" w:w="964"/>
+          </w:tcPr>
+          <w:p>
+            <w:r>
+              <w:rPr>
+                <w:b/>
+                <w:i w:val="0"/>
+                <w:color w:val="EA580C"/>
+                <w:sz w:val="16"/>
+              </w:rPr>
+              <w:t>Moyenne</w:t>
+            </w:r>
+          </w:p>
+        </w:tc>
+        <w:tc>
+          <w:tcPr>
+            <w:tcW w:type="dxa" w:w="1247"/>
+          </w:tcPr>
+          <w:p>
+            <w:r>
+              <w:rPr>
+                <w:b/>
+                <w:i w:val="0"/>
+                <w:sz w:val="16"/>
+              </w:rPr>
+              <w:t>S00</w:t>
+              <w:br/>
+            </w:r>
+            <w:r>
+              <w:rPr>
+                <w:b w:val="0"/>
+                <w:i w:val="0"/>
+                <w:color w:val="64748B"/>
+                <w:sz w:val="14"/>
+              </w:rPr>
+              <w:t>Identification</w:t>
+            </w:r>
+          </w:p>
+        </w:tc>
+        <w:tc>
+          <w:tcPr>
+            <w:tcW w:type="dxa" w:w="1531"/>
+          </w:tcPr>
+          <w:p>
+            <w:r>
+              <w:rPr>
+                <w:b/>
+                <w:i w:val="0"/>
+                <w:color w:val="16A34A"/>
+                <w:sz w:val="16"/>
+              </w:rPr>
+              <w:t>—</w:t>
+            </w:r>
+          </w:p>
+        </w:tc>
+        <w:tc>
+          <w:tcPr>
+            <w:tcW w:type="dxa" w:w="1191"/>
+          </w:tcPr>
+          <w:p>
+            <w:r>
+              <w:rPr>
+                <w:b w:val="0"/>
+                <w:i w:val="0"/>
+                <w:color w:val="64748B"/>
+                <w:sz w:val="16"/>
+              </w:rPr>
+              <w:t>GT-CQ</w:t>
+            </w:r>
+          </w:p>
+        </w:tc>
+        <w:tc>
+          <w:tcPr>
+            <w:tcW w:type="dxa" w:w="4706"/>
+          </w:tcPr>
+          <w:p>
+            <w:r>
+              <w:rPr>
+                <w:b w:val="0"/>
+                <w:i w:val="0"/>
+                <w:sz w:val="17"/>
+              </w:rPr>
+              <w:t>Prière de renseigner la bonne adresse.</w:t>
+            </w:r>
+          </w:p>
+        </w:tc>
+      </w:tr>
+      <w:tr>
+        <w:tc>
+          <w:tcPr>
+            <w:tcW w:type="dxa" w:w="964"/>
+          </w:tcPr>
+          <w:p>
+            <w:r>
+              <w:rPr>
+                <w:b/>
+                <w:i w:val="0"/>
+                <w:color w:val="EA580C"/>
+                <w:sz w:val="16"/>
+              </w:rPr>
+              <w:t>Moyenne</w:t>
+            </w:r>
+          </w:p>
+        </w:tc>
+        <w:tc>
+          <w:tcPr>
+            <w:tcW w:type="dxa" w:w="1247"/>
+          </w:tcPr>
+          <w:p>
+            <w:r>
+              <w:rPr>
+                <w:b/>
+                <w:i w:val="0"/>
+                <w:sz w:val="16"/>
+              </w:rPr>
+              <w:t>S01</w:t>
+              <w:br/>
+            </w:r>
+            <w:r>
+              <w:rPr>
+                <w:b w:val="0"/>
+                <w:i w:val="0"/>
+                <w:color w:val="64748B"/>
+                <w:sz w:val="14"/>
+              </w:rPr>
+              <w:t>Démographie</w:t>
+            </w:r>
+          </w:p>
+        </w:tc>
+        <w:tc>
+          <w:tcPr>
+            <w:tcW w:type="dxa" w:w="1531"/>
+          </w:tcPr>
+          <w:p>
+            <w:r>
+              <w:rPr>
+                <w:b/>
+                <w:i w:val="0"/>
+                <w:color w:val="16A34A"/>
+                <w:sz w:val="16"/>
+              </w:rPr>
+              <w:t>—</w:t>
+            </w:r>
+          </w:p>
+        </w:tc>
+        <w:tc>
+          <w:tcPr>
+            <w:tcW w:type="dxa" w:w="1191"/>
+          </w:tcPr>
+          <w:p>
+            <w:r>
+              <w:rPr>
+                <w:b w:val="0"/>
+                <w:i w:val="0"/>
+                <w:color w:val="64748B"/>
+                <w:sz w:val="16"/>
+              </w:rPr>
+              <w:t>GT-CQ</w:t>
+            </w:r>
+          </w:p>
+        </w:tc>
+        <w:tc>
+          <w:tcPr>
+            <w:tcW w:type="dxa" w:w="4706"/>
+          </w:tcPr>
+          <w:p>
+            <w:r>
+              <w:rPr>
+                <w:b w:val="0"/>
+                <w:i w:val="0"/>
+                <w:sz w:val="17"/>
+              </w:rPr>
+              <w:t>Prière de verifier l'information donnée par Abba Alassane DIATTA ou corriger au niveau de la section 1.</w:t>
+            </w:r>
+          </w:p>
+        </w:tc>
+      </w:tr>
+      <w:tr>
+        <w:tc>
+          <w:tcPr>
+            <w:tcW w:type="dxa" w:w="964"/>
+          </w:tcPr>
+          <w:p>
+            <w:r>
+              <w:rPr>
+                <w:b/>
+                <w:i w:val="0"/>
+                <w:color w:val="EA580C"/>
+                <w:sz w:val="16"/>
+              </w:rPr>
+              <w:t>Moyenne</w:t>
+            </w:r>
+          </w:p>
+        </w:tc>
+        <w:tc>
+          <w:tcPr>
+            <w:tcW w:type="dxa" w:w="1247"/>
+          </w:tcPr>
+          <w:p>
+            <w:r>
+              <w:rPr>
+                <w:b/>
+                <w:i w:val="0"/>
+                <w:sz w:val="16"/>
+              </w:rPr>
+              <w:t>S01</w:t>
+              <w:br/>
+            </w:r>
+            <w:r>
+              <w:rPr>
+                <w:b w:val="0"/>
+                <w:i w:val="0"/>
+                <w:color w:val="64748B"/>
+                <w:sz w:val="14"/>
+              </w:rPr>
+              <w:t>Démographie</w:t>
+            </w:r>
+          </w:p>
+        </w:tc>
+        <w:tc>
+          <w:tcPr>
+            <w:tcW w:type="dxa" w:w="1531"/>
+          </w:tcPr>
+          <w:p>
+            <w:r>
+              <w:rPr>
+                <w:b/>
+                <w:i w:val="0"/>
+                <w:color w:val="16A34A"/>
+                <w:sz w:val="16"/>
+              </w:rPr>
+              <w:t>—</w:t>
+            </w:r>
+          </w:p>
+        </w:tc>
+        <w:tc>
+          <w:tcPr>
+            <w:tcW w:type="dxa" w:w="1191"/>
+          </w:tcPr>
+          <w:p>
+            <w:r>
+              <w:rPr>
+                <w:b w:val="0"/>
+                <w:i w:val="0"/>
+                <w:color w:val="64748B"/>
+                <w:sz w:val="16"/>
+              </w:rPr>
+              <w:t>GT-CQ</w:t>
+            </w:r>
+          </w:p>
+        </w:tc>
+        <w:tc>
+          <w:tcPr>
+            <w:tcW w:type="dxa" w:w="4706"/>
+          </w:tcPr>
+          <w:p>
+            <w:r>
+              <w:rPr>
+                <w:b w:val="0"/>
+                <w:i w:val="0"/>
+                <w:sz w:val="17"/>
+              </w:rPr>
+              <w:t>Prière de verifier l'information donnée par Marie Rama DIATTA ou corriger au niveau de la section 1.</w:t>
+            </w:r>
+          </w:p>
+        </w:tc>
+      </w:tr>
+      <w:tr>
+        <w:tc>
+          <w:tcPr>
+            <w:tcW w:type="dxa" w:w="964"/>
+          </w:tcPr>
+          <w:p>
+            <w:r>
+              <w:rPr>
+                <w:b/>
+                <w:i w:val="0"/>
+                <w:color w:val="EA580C"/>
+                <w:sz w:val="16"/>
+              </w:rPr>
+              <w:t>Moyenne</w:t>
+            </w:r>
+          </w:p>
+        </w:tc>
+        <w:tc>
+          <w:tcPr>
+            <w:tcW w:type="dxa" w:w="1247"/>
+          </w:tcPr>
+          <w:p>
+            <w:r>
+              <w:rPr>
+                <w:b/>
+                <w:i w:val="0"/>
+                <w:sz w:val="16"/>
+              </w:rPr>
+              <w:t>S01</w:t>
+              <w:br/>
+            </w:r>
+            <w:r>
+              <w:rPr>
+                <w:b w:val="0"/>
+                <w:i w:val="0"/>
+                <w:color w:val="64748B"/>
+                <w:sz w:val="14"/>
+              </w:rPr>
+              <w:t>Démographie</w:t>
+            </w:r>
+          </w:p>
+        </w:tc>
+        <w:tc>
+          <w:tcPr>
+            <w:tcW w:type="dxa" w:w="1531"/>
+          </w:tcPr>
+          <w:p>
+            <w:r>
+              <w:rPr>
+                <w:b/>
+                <w:i w:val="0"/>
+                <w:color w:val="16A34A"/>
+                <w:sz w:val="16"/>
+              </w:rPr>
+              <w:t>s01q23, s01q00b, s01q23_autre</w:t>
+            </w:r>
+          </w:p>
+        </w:tc>
+        <w:tc>
+          <w:tcPr>
+            <w:tcW w:type="dxa" w:w="1191"/>
+          </w:tcPr>
+          <w:p>
+            <w:r>
+              <w:rPr>
+                <w:b w:val="0"/>
+                <w:i w:val="0"/>
+                <w:color w:val="64748B"/>
+                <w:sz w:val="16"/>
+              </w:rPr>
+              <w:t>GT-CQ</w:t>
+            </w:r>
+          </w:p>
+        </w:tc>
+        <w:tc>
+          <w:tcPr>
+            <w:tcW w:type="dxa" w:w="4706"/>
+          </w:tcPr>
+          <w:p>
+            <w:r>
+              <w:rPr>
+                <w:b w:val="0"/>
+                <w:i w:val="0"/>
+                <w:sz w:val="17"/>
+              </w:rPr>
+              <w:t>La raison principale pour laquelle que Aliou DIATTA est venu vivre dans cette localité est Retraité et semble exister dans les modalités, prière de prendre attache avec le QG pour plus d'explication afin de la classer bien.</w:t>
+            </w:r>
+          </w:p>
+        </w:tc>
+      </w:tr>
+      <w:tr>
+        <w:tc>
+          <w:tcPr>
+            <w:tcW w:type="dxa" w:w="964"/>
+          </w:tcPr>
+          <w:p>
+            <w:r>
+              <w:rPr>
+                <w:b/>
+                <w:i w:val="0"/>
+                <w:color w:val="EA580C"/>
+                <w:sz w:val="16"/>
+              </w:rPr>
+              <w:t>Moyenne</w:t>
+            </w:r>
+          </w:p>
+        </w:tc>
+        <w:tc>
+          <w:tcPr>
+            <w:tcW w:type="dxa" w:w="1247"/>
+          </w:tcPr>
+          <w:p>
+            <w:r>
+              <w:rPr>
+                <w:b/>
+                <w:i w:val="0"/>
+                <w:sz w:val="16"/>
+              </w:rPr>
+              <w:t>S01</w:t>
+              <w:br/>
+            </w:r>
+            <w:r>
+              <w:rPr>
+                <w:b w:val="0"/>
+                <w:i w:val="0"/>
+                <w:color w:val="64748B"/>
+                <w:sz w:val="14"/>
+              </w:rPr>
+              <w:t>Démographie</w:t>
+            </w:r>
+          </w:p>
+        </w:tc>
+        <w:tc>
+          <w:tcPr>
+            <w:tcW w:type="dxa" w:w="1531"/>
+          </w:tcPr>
+          <w:p>
+            <w:r>
+              <w:rPr>
+                <w:b/>
+                <w:i w:val="0"/>
+                <w:color w:val="16A34A"/>
+                <w:sz w:val="16"/>
+              </w:rPr>
+              <w:t>s01q10_1</w:t>
+            </w:r>
+          </w:p>
+        </w:tc>
+        <w:tc>
+          <w:tcPr>
+            <w:tcW w:type="dxa" w:w="1191"/>
+          </w:tcPr>
+          <w:p>
+            <w:r>
+              <w:rPr>
+                <w:b w:val="0"/>
+                <w:i w:val="0"/>
+                <w:color w:val="64748B"/>
+                <w:sz w:val="16"/>
+              </w:rPr>
+              <w:t>GT-CQ</w:t>
+            </w:r>
+          </w:p>
+        </w:tc>
+        <w:tc>
+          <w:tcPr>
+            <w:tcW w:type="dxa" w:w="4706"/>
+          </w:tcPr>
+          <w:p>
+            <w:r>
+              <w:rPr>
+                <w:b w:val="0"/>
+                <w:i w:val="0"/>
+                <w:sz w:val="17"/>
+              </w:rPr>
+              <w:t>La taille du ménage lors de l'enquête principale (5) de ce ménage est inférieur à la taille du denombrement (6), prière de fournir des explications concrètes ou aller revisiter le ménage.</w:t>
+            </w:r>
+          </w:p>
+        </w:tc>
+      </w:tr>
+      <w:tr>
+        <w:tc>
+          <w:tcPr>
+            <w:tcW w:type="dxa" w:w="964"/>
+          </w:tcPr>
+          <w:p>
+            <w:r>
+              <w:rPr>
+                <w:b/>
+                <w:i w:val="0"/>
+                <w:color w:val="EA580C"/>
+                <w:sz w:val="16"/>
+              </w:rPr>
+              <w:t>Moyenne</w:t>
+            </w:r>
+          </w:p>
+        </w:tc>
+        <w:tc>
+          <w:tcPr>
+            <w:tcW w:type="dxa" w:w="1247"/>
+          </w:tcPr>
+          <w:p>
+            <w:r>
+              <w:rPr>
+                <w:b/>
+                <w:i w:val="0"/>
+                <w:sz w:val="16"/>
+              </w:rPr>
               <w:t>S02</w:t>
               <w:br/>
             </w:r>
@@ -1534,7 +2883,7 @@
                 <w:color w:val="16A34A"/>
                 <w:sz w:val="16"/>
               </w:rPr>
-              <w:t>s02q33, s01q00b</w:t>
+              <w:t>s01q63, s00q04, s02q25, s01q00b, s02q17_2, s02q15_2</w:t>
             </w:r>
           </w:p>
         </w:tc>
@@ -1565,7 +2914,7 @@
                 <w:i w:val="0"/>
                 <w:sz w:val="17"/>
               </w:rPr>
-              <w:t>Incoherent!!! La dernière fois que Combé DJIBA a  fréquenté l'école est 9999.</w:t>
+              <w:t>Dans les milieux urbains c'est peu probable de voir une école dont les élèves ou étudiants ne dépensent pas en frais d'uniformes, prière de verifier pour Combé BADJI qui fréquente 1ére année de Supérieur et corriger ou confirmer avec le QG.</w:t>
             </w:r>
           </w:p>
         </w:tc>
@@ -1580,10 +2929,10 @@
               <w:rPr>
                 <w:b/>
                 <w:i w:val="0"/>
-                <w:color w:val="DC2626"/>
-                <w:sz w:val="16"/>
-              </w:rPr>
-              <w:t>Haute</w:t>
+                <w:color w:val="EA580C"/>
+                <w:sz w:val="16"/>
+              </w:rPr>
+              <w:t>Moyenne</w:t>
             </w:r>
           </w:p>
         </w:tc>
@@ -1598,7 +2947,7 @@
                 <w:i w:val="0"/>
                 <w:sz w:val="16"/>
               </w:rPr>
-              <w:t>S16</w:t>
+              <w:t>S02</w:t>
               <w:br/>
             </w:r>
             <w:r>
@@ -1608,7 +2957,7 @@
                 <w:color w:val="64748B"/>
                 <w:sz w:val="14"/>
               </w:rPr>
-              <w:t>Agriculture</w:t>
+              <w:t>Éducation</w:t>
             </w:r>
           </w:p>
         </w:tc>
@@ -1624,7 +2973,7 @@
                 <w:color w:val="16A34A"/>
                 <w:sz w:val="16"/>
               </w:rPr>
-              <w:t>s16dq05a, s16dq05c</w:t>
+              <w:t>—</w:t>
             </w:r>
           </w:p>
         </w:tc>
@@ -1655,7 +3004,7 @@
                 <w:i w:val="0"/>
                 <w:sz w:val="17"/>
               </w:rPr>
-              <w:t>La quantité de s16dq05a estimée en Kg est incohérente avec la prise dans la question s16dq05c, prière de bien estimer et mettre la valeur exacte.</w:t>
+              <w:t>Prière de corriger ou confirmer cette information avec le QG.</w:t>
             </w:r>
           </w:p>
         </w:tc>
@@ -1670,10 +3019,10 @@
               <w:rPr>
                 <w:b/>
                 <w:i w:val="0"/>
-                <w:color w:val="DC2626"/>
-                <w:sz w:val="16"/>
-              </w:rPr>
-              <w:t>Haute</w:t>
+                <w:color w:val="EA580C"/>
+                <w:sz w:val="16"/>
+              </w:rPr>
+              <w:t>Moyenne</w:t>
             </w:r>
           </w:p>
         </w:tc>
@@ -1688,7 +3037,7 @@
                 <w:i w:val="0"/>
                 <w:sz w:val="16"/>
               </w:rPr>
-              <w:t>S16</w:t>
+              <w:t>S02</w:t>
               <w:br/>
             </w:r>
             <w:r>
@@ -1698,7 +3047,7 @@
                 <w:color w:val="64748B"/>
                 <w:sz w:val="14"/>
               </w:rPr>
-              <w:t>Agriculture</w:t>
+              <w:t>Éducation</w:t>
             </w:r>
           </w:p>
         </w:tc>
@@ -1714,7 +3063,7 @@
                 <w:color w:val="16A34A"/>
                 <w:sz w:val="16"/>
               </w:rPr>
-              <w:t>s00q07a, s00q08, s00q10, s00q13_0, s00q15_0, s00q17_0, s00q23a, s00q23b</w:t>
+              <w:t>—</w:t>
             </w:r>
           </w:p>
         </w:tc>
@@ -1745,7 +3094,7 @@
                 <w:i w:val="0"/>
                 <w:sz w:val="17"/>
               </w:rPr>
-              <w:t>La somme des quantités consommées (20 kg), des quantités offertes (20 kg),  des quantités vendus (3 kg) et des quantités en stock (0 kg) depasse la quantité totale (20 kg) que le ménage a eu après la recolte de  , prière de corriger cette incoherence.</w:t>
+              <w:t>Prière de vous adresser à Combé DJIBA pour avoir l'année exacte.</w:t>
             </w:r>
           </w:p>
         </w:tc>
@@ -1760,10 +3109,10 @@
               <w:rPr>
                 <w:b/>
                 <w:i w:val="0"/>
-                <w:color w:val="DC2626"/>
-                <w:sz w:val="16"/>
-              </w:rPr>
-              <w:t>Haute</w:t>
+                <w:color w:val="EA580C"/>
+                <w:sz w:val="16"/>
+              </w:rPr>
+              <w:t>Moyenne</w:t>
             </w:r>
           </w:p>
         </w:tc>
@@ -1778,7 +3127,7 @@
                 <w:i w:val="0"/>
                 <w:sz w:val="16"/>
               </w:rPr>
-              <w:t>S16</w:t>
+              <w:t>S03</w:t>
               <w:br/>
             </w:r>
             <w:r>
@@ -1788,7 +3137,7 @@
                 <w:color w:val="64748B"/>
                 <w:sz w:val="14"/>
               </w:rPr>
-              <w:t>Agriculture</w:t>
+              <w:t>Santé</w:t>
             </w:r>
           </w:p>
         </w:tc>
@@ -1804,7 +3153,7 @@
                 <w:color w:val="16A34A"/>
                 <w:sz w:val="16"/>
               </w:rPr>
-              <w:t>s00q07a, s00q08, s00q10, s00q13_0, s00q15_0, s00q17_0, s00q23a, s00q23b</w:t>
+              <w:t>s01q02, s01q12, s01q13, s02q03__2, s03q01, s01q00b</w:t>
             </w:r>
           </w:p>
         </w:tc>
@@ -1835,7 +3184,7 @@
                 <w:i w:val="0"/>
                 <w:sz w:val="17"/>
               </w:rPr>
-              <w:t>La somme des quantités consommées (20 kg), des quantités offertes (20 kg),  des quantités vendus (3 kg) et des quantités en stock (0 kg) depasse la quantité totale (4 kg) que le ménage a eu après la recolte de  , prière de corriger cette incoherence.</w:t>
+              <w:t>La section n'est pas renseignée pour Ansoumana DIATTA, prière de la renseigner.</w:t>
             </w:r>
           </w:p>
         </w:tc>
@@ -1850,10 +3199,10 @@
               <w:rPr>
                 <w:b/>
                 <w:i w:val="0"/>
-                <w:color w:val="DC2626"/>
-                <w:sz w:val="16"/>
-              </w:rPr>
-              <w:t>Haute</w:t>
+                <w:color w:val="EA580C"/>
+                <w:sz w:val="16"/>
+              </w:rPr>
+              <w:t>Moyenne</w:t>
             </w:r>
           </w:p>
         </w:tc>
@@ -1868,7 +3217,7 @@
                 <w:i w:val="0"/>
                 <w:sz w:val="16"/>
               </w:rPr>
-              <w:t>S16</w:t>
+              <w:t>S04</w:t>
               <w:br/>
             </w:r>
             <w:r>
@@ -1878,7 +3227,7 @@
                 <w:color w:val="64748B"/>
                 <w:sz w:val="14"/>
               </w:rPr>
-              <w:t>Agriculture</w:t>
+              <w:t>Emploi</w:t>
             </w:r>
           </w:p>
         </w:tc>
@@ -1894,7 +3243,7 @@
                 <w:color w:val="16A34A"/>
                 <w:sz w:val="16"/>
               </w:rPr>
-              <w:t>s00q07a, s00q08, s00q10, s00q13_0, s00q15_0, s00q17_0, s00q23a, s00q23b</w:t>
+              <w:t>s03q10__10, s04q18, s01q00b, s04q18_autre</w:t>
             </w:r>
           </w:p>
         </w:tc>
@@ -1925,7 +3274,7 @@
                 <w:i w:val="0"/>
                 <w:sz w:val="17"/>
               </w:rPr>
-              <w:t>La somme des quantités consommées (5 kg), des quantités offertes (3 kg),  des quantités vendus (27 kg) et des quantités en stock (0 kg) depasse la quantité totale (4 kg) que le ménage a eu après la recolte de Laitue , prière de corriger cette incoherence.</w:t>
+              <w:t>La raison pourquoi Combé DJIBA n'a pas travaillé au cours des 7 derniers jours est en voyage et semble avoir un emploi ou exister dans les modalités, prière de de bien regarder l'emploi Combé DJIBA  ou de prendre attache avec le QG pour plus d'explication afin de la classer bien.</w:t>
             </w:r>
           </w:p>
         </w:tc>
@@ -1940,10 +3289,10 @@
               <w:rPr>
                 <w:b/>
                 <w:i w:val="0"/>
-                <w:color w:val="DC2626"/>
-                <w:sz w:val="16"/>
-              </w:rPr>
-              <w:t>Haute</w:t>
+                <w:color w:val="EA580C"/>
+                <w:sz w:val="16"/>
+              </w:rPr>
+              <w:t>Moyenne</w:t>
             </w:r>
           </w:p>
         </w:tc>
@@ -1958,7 +3307,7 @@
                 <w:i w:val="0"/>
                 <w:sz w:val="16"/>
               </w:rPr>
-              <w:t>S20</w:t>
+              <w:t>S04</w:t>
               <w:br/>
             </w:r>
             <w:r>
@@ -1968,7 +3317,7 @@
                 <w:color w:val="64748B"/>
                 <w:sz w:val="14"/>
               </w:rPr>
-              <w:t>Gouvernance / autres</w:t>
+              <w:t>Emploi</w:t>
             </w:r>
           </w:p>
         </w:tc>
@@ -2015,7 +3364,7 @@
                 <w:i w:val="0"/>
                 <w:sz w:val="17"/>
               </w:rPr>
-              <w:t>Incohérence détectée ! Le ménage a précédemment déclaré vivre « Bien » ou « Assez bien » selon son revenu en 20A.02.</w:t>
+              <w:t>Attention ! Le nombre de jours (10 jours) que Combé DJIBA a travaillés par mois semble être inférieur à 15.</w:t>
             </w:r>
           </w:p>
         </w:tc>
@@ -2048,7 +3397,7 @@
                 <w:i w:val="0"/>
                 <w:sz w:val="16"/>
               </w:rPr>
-              <w:t>—</w:t>
+              <w:t>S04</w:t>
               <w:br/>
             </w:r>
             <w:r>
@@ -2058,6 +3407,7 @@
                 <w:color w:val="64748B"/>
                 <w:sz w:val="14"/>
               </w:rPr>
+              <w:t>Emploi</w:t>
             </w:r>
           </w:p>
         </w:tc>
@@ -2073,7 +3423,7 @@
                 <w:color w:val="16A34A"/>
                 <w:sz w:val="16"/>
               </w:rPr>
-              <w:t>s16Aq08</w:t>
+              <w:t>—</w:t>
             </w:r>
           </w:p>
         </w:tc>
@@ -2089,7 +3439,7 @@
                 <w:color w:val="64748B"/>
                 <w:sz w:val="16"/>
               </w:rPr>
-              <w:t>Natif SuSo</w:t>
+              <w:t>GT-CQ</w:t>
             </w:r>
           </w:p>
         </w:tc>
@@ -2104,7 +3454,7 @@
                 <w:i w:val="0"/>
                 <w:sz w:val="17"/>
               </w:rPr>
-              <w:t>ERREUR: La [culture principale](s16Aq08) ne figure pas dans la liste des cultures pratiquées sur la parcelle.</w:t>
+              <w:t>Veuillez, s'il vous plaît, confirmer cette information.</w:t>
             </w:r>
           </w:p>
         </w:tc>
@@ -2137,7 +3487,7 @@
                 <w:i w:val="0"/>
                 <w:sz w:val="16"/>
               </w:rPr>
-              <w:t>S00</w:t>
+              <w:t>S04</w:t>
               <w:br/>
             </w:r>
             <w:r>
@@ -2147,7 +3497,7 @@
                 <w:color w:val="64748B"/>
                 <w:sz w:val="14"/>
               </w:rPr>
-              <w:t>Identification</w:t>
+              <w:t>Emploi</w:t>
             </w:r>
           </w:p>
         </w:tc>
@@ -2163,7 +3513,7 @@
                 <w:color w:val="16A34A"/>
                 <w:sz w:val="16"/>
               </w:rPr>
-              <w:t>s00q27</w:t>
+              <w:t>s01q35, s01q36, s01q37, s02q04, s02q15, s03q13, s03q14, s03q15</w:t>
             </w:r>
           </w:p>
         </w:tc>
@@ -2194,7 +3544,7 @@
                 <w:i w:val="0"/>
                 <w:sz w:val="17"/>
               </w:rPr>
-              <w:t>Le questionnaire semble ne pas être complètement fini mais le questionnaire est en statut complet, prière de compléter le questionnaire.</w:t>
+              <w:t>Nombre de mois exercé  (3 mois) par Aliou DIATTA dans l'emploi au cours des 12 derniers mois semble faible, veuillez corriger s'il vous plait ou comfirmer avec le QG.</w:t>
             </w:r>
           </w:p>
         </w:tc>
@@ -2227,7 +3577,7 @@
                 <w:i w:val="0"/>
                 <w:sz w:val="16"/>
               </w:rPr>
-              <w:t>S00</w:t>
+              <w:t>S04</w:t>
               <w:br/>
             </w:r>
             <w:r>
@@ -2237,7 +3587,7 @@
                 <w:color w:val="64748B"/>
                 <w:sz w:val="14"/>
               </w:rPr>
-              <w:t>Identification</w:t>
+              <w:t>Emploi</w:t>
             </w:r>
           </w:p>
         </w:tc>
@@ -2284,7 +3634,7 @@
                 <w:i w:val="0"/>
                 <w:sz w:val="17"/>
               </w:rPr>
-              <w:t>Il est obligatoire de prendre les coordonnées Gps avant d'administrer le questionnaire.</w:t>
+              <w:t>Veuillez, s'il vous plaît, confirmer cette information avec le QG ou la corriger.</w:t>
             </w:r>
           </w:p>
         </w:tc>
@@ -2317,7 +3667,7 @@
                 <w:i w:val="0"/>
                 <w:sz w:val="16"/>
               </w:rPr>
-              <w:t>S00</w:t>
+              <w:t>S04</w:t>
               <w:br/>
             </w:r>
             <w:r>
@@ -2327,7 +3677,7 @@
                 <w:color w:val="64748B"/>
                 <w:sz w:val="14"/>
               </w:rPr>
-              <w:t>Identification</w:t>
+              <w:t>Emploi</w:t>
             </w:r>
           </w:p>
         </w:tc>
@@ -2374,7 +3724,7 @@
                 <w:i w:val="0"/>
                 <w:sz w:val="17"/>
               </w:rPr>
-              <w:t>Prière de prendre les coordonnées GPS.</w:t>
+              <w:t>Veuillez, s'il vous plaît, confirmer cette information avec le QG ou la corriger.</w:t>
             </w:r>
           </w:p>
         </w:tc>
@@ -2407,7 +3757,7 @@
                 <w:i w:val="0"/>
                 <w:sz w:val="16"/>
               </w:rPr>
-              <w:t>S00</w:t>
+              <w:t>S07</w:t>
               <w:br/>
             </w:r>
             <w:r>
@@ -2417,7 +3767,7 @@
                 <w:color w:val="64748B"/>
                 <w:sz w:val="14"/>
               </w:rPr>
-              <w:t>Identification</w:t>
+              <w:t>Consommation alimentaire</w:t>
             </w:r>
           </w:p>
         </w:tc>
@@ -2464,7 +3814,7 @@
                 <w:i w:val="0"/>
                 <w:sz w:val="17"/>
               </w:rPr>
-              <w:t>L'adresse ou la localisation du ménage doit être bien renseignée, ne doit pas contenir des numéros de téléphone et elle semble courte pour être une adresse.</w:t>
+              <w:t>Le montant total declaré de Combé DJIBA concernant les repas pris à l'extérieur du ménage au cours des 7 jours semble élevé.</w:t>
             </w:r>
           </w:p>
         </w:tc>
@@ -2497,7 +3847,7 @@
                 <w:i w:val="0"/>
                 <w:sz w:val="16"/>
               </w:rPr>
-              <w:t>S00</w:t>
+              <w:t>S07</w:t>
               <w:br/>
             </w:r>
             <w:r>
@@ -2507,7 +3857,7 @@
                 <w:color w:val="64748B"/>
                 <w:sz w:val="14"/>
               </w:rPr>
-              <w:t>Identification</w:t>
+              <w:t>Consommation alimentaire</w:t>
             </w:r>
           </w:p>
         </w:tc>
@@ -2554,7 +3904,7 @@
                 <w:i w:val="0"/>
                 <w:sz w:val="17"/>
               </w:rPr>
-              <w:t>Prière de renseigner la bonne adresse.</w:t>
+              <w:t>Prière de vérifier et de corriger ou de confirmer ces informations avec le QG.</w:t>
             </w:r>
           </w:p>
         </w:tc>
@@ -2587,7 +3937,7 @@
                 <w:i w:val="0"/>
                 <w:sz w:val="16"/>
               </w:rPr>
-              <w:t>S01</w:t>
+              <w:t>S07</w:t>
               <w:br/>
             </w:r>
             <w:r>
@@ -2597,7 +3947,7 @@
                 <w:color w:val="64748B"/>
                 <w:sz w:val="14"/>
               </w:rPr>
-              <w:t>Démographie</w:t>
+              <w:t>Consommation alimentaire</w:t>
             </w:r>
           </w:p>
         </w:tc>
@@ -2644,7 +3994,7 @@
                 <w:i w:val="0"/>
                 <w:sz w:val="17"/>
               </w:rPr>
-              <w:t>Prière de verifier l'information donnée par Abba Alassane DIATTA ou corriger au niveau de la section 1.</w:t>
+              <w:t>Attention ! La dépense du répas pris à l'extérieur de Combé DJIBA (30600 Fcfa) au cours de 7 derniers jours est relativement élevé.</w:t>
             </w:r>
           </w:p>
         </w:tc>
@@ -2677,7 +4027,7 @@
                 <w:i w:val="0"/>
                 <w:sz w:val="16"/>
               </w:rPr>
-              <w:t>S01</w:t>
+              <w:t>S07</w:t>
               <w:br/>
             </w:r>
             <w:r>
@@ -2687,7 +4037,7 @@
                 <w:color w:val="64748B"/>
                 <w:sz w:val="14"/>
               </w:rPr>
-              <w:t>Démographie</w:t>
+              <w:t>Consommation alimentaire</w:t>
             </w:r>
           </w:p>
         </w:tc>
@@ -2734,7 +4084,7 @@
                 <w:i w:val="0"/>
                 <w:sz w:val="17"/>
               </w:rPr>
-              <w:t>Prière de verifier l'information donnée par Marie Rama DIATTA ou corriger au niveau de la section 1.</w:t>
+              <w:t>Prière de corriger ou de confirmer avec le QG.</w:t>
             </w:r>
           </w:p>
         </w:tc>
@@ -2767,7 +4117,7 @@
                 <w:i w:val="0"/>
                 <w:sz w:val="16"/>
               </w:rPr>
-              <w:t>S01</w:t>
+              <w:t>S09</w:t>
               <w:br/>
             </w:r>
             <w:r>
@@ -2777,7 +4127,7 @@
                 <w:color w:val="64748B"/>
                 <w:sz w:val="14"/>
               </w:rPr>
-              <w:t>Démographie</w:t>
+              <w:t>Dépenses non alimentaires</w:t>
             </w:r>
           </w:p>
         </w:tc>
@@ -2793,7 +4143,7 @@
                 <w:color w:val="16A34A"/>
                 <w:sz w:val="16"/>
               </w:rPr>
-              <w:t>s01q23, s01q00b, s01q23_autre</w:t>
+              <w:t>—</w:t>
             </w:r>
           </w:p>
         </w:tc>
@@ -2824,7 +4174,7 @@
                 <w:i w:val="0"/>
                 <w:sz w:val="17"/>
               </w:rPr>
-              <w:t>La raison principale pour laquelle que Aliou DIATTA est venu vivre dans cette localité est Retraité et semble exister dans les modalités, prière de prendre attache avec le QG pour plus d'explication afin de la classer bien.</w:t>
+              <w:t>Attention ! La dépense du ménage de ALIOU DIATTA (9000 Fcfa) au cours de 7 derniers jours de Transport urbain en taxi est relativement élevé.</w:t>
             </w:r>
           </w:p>
         </w:tc>
@@ -2857,7 +4207,7 @@
                 <w:i w:val="0"/>
                 <w:sz w:val="16"/>
               </w:rPr>
-              <w:t>S01</w:t>
+              <w:t>S09</w:t>
               <w:br/>
             </w:r>
             <w:r>
@@ -2867,7 +4217,7 @@
                 <w:color w:val="64748B"/>
                 <w:sz w:val="14"/>
               </w:rPr>
-              <w:t>Démographie</w:t>
+              <w:t>Dépenses non alimentaires</w:t>
             </w:r>
           </w:p>
         </w:tc>
@@ -2883,7 +4233,7 @@
                 <w:color w:val="16A34A"/>
                 <w:sz w:val="16"/>
               </w:rPr>
-              <w:t>s01q10_1</w:t>
+              <w:t>—</w:t>
             </w:r>
           </w:p>
         </w:tc>
@@ -2914,7 +4264,7 @@
                 <w:i w:val="0"/>
                 <w:sz w:val="17"/>
               </w:rPr>
-              <w:t>La taille du ménage lors de l'enquête principale (5) de ce ménage est inférieur à la taille du denombrement (6), prière de fournir des explications concrètes ou aller revisiter le ménage.</w:t>
+              <w:t>Prière de corriger ou de confirmer avec le QG.</w:t>
             </w:r>
           </w:p>
         </w:tc>
@@ -2947,7 +4297,7 @@
                 <w:i w:val="0"/>
                 <w:sz w:val="16"/>
               </w:rPr>
-              <w:t>S02</w:t>
+              <w:t>S09</w:t>
               <w:br/>
             </w:r>
             <w:r>
@@ -2957,7 +4307,7 @@
                 <w:color w:val="64748B"/>
                 <w:sz w:val="14"/>
               </w:rPr>
-              <w:t>Éducation</w:t>
+              <w:t>Dépenses non alimentaires</w:t>
             </w:r>
           </w:p>
         </w:tc>
@@ -2973,7 +4323,7 @@
                 <w:color w:val="16A34A"/>
                 <w:sz w:val="16"/>
               </w:rPr>
-              <w:t>—</w:t>
+              <w:t>s01q23, s01q00b, s01q23_autre</w:t>
             </w:r>
           </w:p>
         </w:tc>
@@ -3004,7 +4354,7 @@
                 <w:i w:val="0"/>
                 <w:sz w:val="17"/>
               </w:rPr>
-              <w:t>veuillez, s'il vous plait, confirmer les frais de scolarité ( 25500 FCFA) payée de Combé BADJI avec le QG ou apporter les corrections nécessaires.</w:t>
+              <w:t>La dernière fois que vous avez acheté Bois de chauffe ramassé/coupé (estimer la valeur) est Au champs et semble exister dans les modalités, prière de prendre attache avec le QG pour plus d'explication afin de la classer bien.</w:t>
             </w:r>
           </w:p>
         </w:tc>
@@ -3037,7 +4387,7 @@
                 <w:i w:val="0"/>
                 <w:sz w:val="16"/>
               </w:rPr>
-              <w:t>S02</w:t>
+              <w:t>S09</w:t>
               <w:br/>
             </w:r>
             <w:r>
@@ -3047,7 +4397,7 @@
                 <w:color w:val="64748B"/>
                 <w:sz w:val="14"/>
               </w:rPr>
-              <w:t>Éducation</w:t>
+              <w:t>Dépenses non alimentaires</w:t>
             </w:r>
           </w:p>
         </w:tc>
@@ -3063,7 +4413,7 @@
                 <w:color w:val="16A34A"/>
                 <w:sz w:val="16"/>
               </w:rPr>
-              <w:t>s01q63, s00q04, s02q25, s01q00b, s02q17_2, s02q15_2</w:t>
+              <w:t>—</w:t>
             </w:r>
           </w:p>
         </w:tc>
@@ -3094,7 +4444,7 @@
                 <w:i w:val="0"/>
                 <w:sz w:val="17"/>
               </w:rPr>
-              <w:t>Dans les milieux urbains c'est peu probable de voir une école dont les élèves ou étudiants ne dépensent pas en frais d'uniformes, prière de verifier pour Combé BADJI qui fréquente 1ére année de Supérieur et corriger ou confirmer avec le QG.</w:t>
+              <w:t>Attention ! La dépense du ménage de ALIOU DIATTA (500 Fcfa) au cours de 30 derniers jours de Frais de coiffure homme et femme (salon, tressage, mèches, coupe, etc.), manucure, pédicure est relativement élevé.</w:t>
             </w:r>
           </w:p>
         </w:tc>
@@ -3127,7 +4477,7 @@
                 <w:i w:val="0"/>
                 <w:sz w:val="16"/>
               </w:rPr>
-              <w:t>S02</w:t>
+              <w:t>S09</w:t>
               <w:br/>
             </w:r>
             <w:r>
@@ -3137,7 +4487,7 @@
                 <w:color w:val="64748B"/>
                 <w:sz w:val="14"/>
               </w:rPr>
-              <w:t>Éducation</w:t>
+              <w:t>Dépenses non alimentaires</w:t>
             </w:r>
           </w:p>
         </w:tc>
@@ -3184,7 +4534,7 @@
                 <w:i w:val="0"/>
                 <w:sz w:val="17"/>
               </w:rPr>
-              <w:t>Prière de corriger ou confirmer cette information avec le QG.</w:t>
+              <w:t>Prière de corriger ou de confirmer avec le QG.</w:t>
             </w:r>
           </w:p>
         </w:tc>
@@ -3217,7 +4567,7 @@
                 <w:i w:val="0"/>
                 <w:sz w:val="16"/>
               </w:rPr>
-              <w:t>S02</w:t>
+              <w:t>S09</w:t>
               <w:br/>
             </w:r>
             <w:r>
@@ -3227,7 +4577,7 @@
                 <w:color w:val="64748B"/>
                 <w:sz w:val="14"/>
               </w:rPr>
-              <w:t>Éducation</w:t>
+              <w:t>Dépenses non alimentaires</w:t>
             </w:r>
           </w:p>
         </w:tc>
@@ -3274,7 +4624,7 @@
                 <w:i w:val="0"/>
                 <w:sz w:val="17"/>
               </w:rPr>
-              <w:t>veuillez, s'il vous plait, confirmer les frais de scolarité ( 6500 FCFA) payée de Abba Alassane DIATTA avec le QG ou apporter les corrections nécessaires.</w:t>
+              <w:t>La dernière fois que vous avez acheté Réparation d'appareils électro-ménagers (fer à repasser, frigo, cuisinière, four, réchaud, climatiseur, ventilateur, chauffe-eau, etc.</w:t>
             </w:r>
           </w:p>
         </w:tc>
@@ -3307,7 +4657,7 @@
                 <w:i w:val="0"/>
                 <w:sz w:val="16"/>
               </w:rPr>
-              <w:t>S02</w:t>
+              <w:t>S09</w:t>
               <w:br/>
             </w:r>
             <w:r>
@@ -3317,7 +4667,7 @@
                 <w:color w:val="64748B"/>
                 <w:sz w:val="14"/>
               </w:rPr>
-              <w:t>Éducation</w:t>
+              <w:t>Dépenses non alimentaires</w:t>
             </w:r>
           </w:p>
         </w:tc>
@@ -3333,7 +4683,7 @@
                 <w:color w:val="16A34A"/>
                 <w:sz w:val="16"/>
               </w:rPr>
-              <w:t>—</w:t>
+              <w:t>s01q23, s01q00b, s01q23_autre</w:t>
             </w:r>
           </w:p>
         </w:tc>
@@ -3364,7 +4714,7 @@
                 <w:i w:val="0"/>
                 <w:sz w:val="17"/>
               </w:rPr>
-              <w:t>veuillez, s'il vous plait, confirmer les frais de scolarité ( 6500 FCFA) payée de Marie Rama DIATTA avec le QG ou apporter les corrections nécessaires.</w:t>
+              <w:t>) est Ménage et semble exister dans les modalités, prière de prendre attache avec le QG pour plus d'explication afin de la classer bien.</w:t>
             </w:r>
           </w:p>
         </w:tc>
@@ -3397,7 +4747,7 @@
                 <w:i w:val="0"/>
                 <w:sz w:val="16"/>
               </w:rPr>
-              <w:t>S02</w:t>
+              <w:t>S09</w:t>
               <w:br/>
             </w:r>
             <w:r>
@@ -3407,7 +4757,7 @@
                 <w:color w:val="64748B"/>
                 <w:sz w:val="14"/>
               </w:rPr>
-              <w:t>Éducation</w:t>
+              <w:t>Dépenses non alimentaires</w:t>
             </w:r>
           </w:p>
         </w:tc>
@@ -3454,7 +4804,7 @@
                 <w:i w:val="0"/>
                 <w:sz w:val="17"/>
               </w:rPr>
-              <w:t>Prière de vous adresser à Combé DJIBA pour avoir l'année exacte.</w:t>
+              <w:t>Attention ! La dépense du ménage de ALIOU DIATTA (6000 Fcfa) au cours de 12 derniers mois de Réparation d'appareils électro-ménagers (fer à repasser, frigo, cuisinière, four, réchaud, climatiseur, ventilateur, chauffe-eau, etc.</w:t>
             </w:r>
           </w:p>
         </w:tc>
@@ -3487,7 +4837,7 @@
                 <w:i w:val="0"/>
                 <w:sz w:val="16"/>
               </w:rPr>
-              <w:t>S03</w:t>
+              <w:t>S09</w:t>
               <w:br/>
             </w:r>
             <w:r>
@@ -3497,7 +4847,7 @@
                 <w:color w:val="64748B"/>
                 <w:sz w:val="14"/>
               </w:rPr>
-              <w:t>Santé</w:t>
+              <w:t>Dépenses non alimentaires</w:t>
             </w:r>
           </w:p>
         </w:tc>
@@ -3513,7 +4863,7 @@
                 <w:color w:val="16A34A"/>
                 <w:sz w:val="16"/>
               </w:rPr>
-              <w:t>s01q02, s01q12, s01q13, s02q03__2, s03q01, s01q00b</w:t>
+              <w:t>—</w:t>
             </w:r>
           </w:p>
         </w:tc>
@@ -3544,7 +4894,7 @@
                 <w:i w:val="0"/>
                 <w:sz w:val="17"/>
               </w:rPr>
-              <w:t>La section n'est pas renseignée pour Ansoumana DIATTA, prière de la renseigner.</w:t>
+              <w:t>) est relativement élevé.</w:t>
             </w:r>
           </w:p>
         </w:tc>
@@ -3577,7 +4927,7 @@
                 <w:i w:val="0"/>
                 <w:sz w:val="16"/>
               </w:rPr>
-              <w:t>S04</w:t>
+              <w:t>S09</w:t>
               <w:br/>
             </w:r>
             <w:r>
@@ -3587,7 +4937,7 @@
                 <w:color w:val="64748B"/>
                 <w:sz w:val="14"/>
               </w:rPr>
-              <w:t>Emploi</w:t>
+              <w:t>Dépenses non alimentaires</w:t>
             </w:r>
           </w:p>
         </w:tc>
@@ -3603,7 +4953,7 @@
                 <w:color w:val="16A34A"/>
                 <w:sz w:val="16"/>
               </w:rPr>
-              <w:t>s03q10__10, s04q18, s01q00b, s04q18_autre</w:t>
+              <w:t>—</w:t>
             </w:r>
           </w:p>
         </w:tc>
@@ -3634,7 +4984,7 @@
                 <w:i w:val="0"/>
                 <w:sz w:val="17"/>
               </w:rPr>
-              <w:t>La raison pourquoi Combé DJIBA n'a pas travaillé au cours des 7 derniers jours est en voyage et semble avoir un emploi ou exister dans les modalités, prière de de bien regarder l'emploi Combé DJIBA  ou de prendre attache avec le QG pour plus d'explication afin de la classer bien.</w:t>
+              <w:t>Prière de corriger ou de confirmer avec le QG.</w:t>
             </w:r>
           </w:p>
         </w:tc>
@@ -3667,7 +5017,7 @@
                 <w:i w:val="0"/>
                 <w:sz w:val="16"/>
               </w:rPr>
-              <w:t>S04</w:t>
+              <w:t>S09</w:t>
               <w:br/>
             </w:r>
             <w:r>
@@ -3677,7 +5027,7 @@
                 <w:color w:val="64748B"/>
                 <w:sz w:val="14"/>
               </w:rPr>
-              <w:t>Emploi</w:t>
+              <w:t>Dépenses non alimentaires</w:t>
             </w:r>
           </w:p>
         </w:tc>
@@ -3724,7 +5074,7 @@
                 <w:i w:val="0"/>
                 <w:sz w:val="17"/>
               </w:rPr>
-              <w:t>Attention ! Le nombre de jours (10 jours) que Combé DJIBA a travaillés par mois semble être inférieur à 15.</w:t>
+              <w:t>Attention ! La dépense du ménage de ALIOU DIATTA (1200 Fcfa) au cours de 12 derniers mois de Frais de légalisation (confection) de documents administratifs (actes d'Etat-civil, diplômes, etc.) est relativement élevé.</w:t>
             </w:r>
           </w:p>
         </w:tc>
@@ -3757,7 +5107,7 @@
                 <w:i w:val="0"/>
                 <w:sz w:val="16"/>
               </w:rPr>
-              <w:t>S04</w:t>
+              <w:t>S09</w:t>
               <w:br/>
             </w:r>
             <w:r>
@@ -3767,7 +5117,7 @@
                 <w:color w:val="64748B"/>
                 <w:sz w:val="14"/>
               </w:rPr>
-              <w:t>Emploi</w:t>
+              <w:t>Dépenses non alimentaires</w:t>
             </w:r>
           </w:p>
         </w:tc>
@@ -3814,7 +5164,7 @@
                 <w:i w:val="0"/>
                 <w:sz w:val="17"/>
               </w:rPr>
-              <w:t>Veuillez, s'il vous plaît, confirmer cette information.</w:t>
+              <w:t>Attention ! La dépense du ménage de ALIOU DIATTA (3000 Fcfa) au cours de 12 derniers mois de Linge de maison et articles associés (serviettes de bain, drap, couverture, couvre-lit, oreillers, moustiquaire, nattes, tapis, rideaux, éventail, etc.</w:t>
             </w:r>
           </w:p>
         </w:tc>
@@ -3847,7 +5197,7 @@
                 <w:i w:val="0"/>
                 <w:sz w:val="16"/>
               </w:rPr>
-              <w:t>S04</w:t>
+              <w:t>S09</w:t>
               <w:br/>
             </w:r>
             <w:r>
@@ -3857,7 +5207,7 @@
                 <w:color w:val="64748B"/>
                 <w:sz w:val="14"/>
               </w:rPr>
-              <w:t>Emploi</w:t>
+              <w:t>Dépenses non alimentaires</w:t>
             </w:r>
           </w:p>
         </w:tc>
@@ -3873,7 +5223,7 @@
                 <w:color w:val="16A34A"/>
                 <w:sz w:val="16"/>
               </w:rPr>
-              <w:t>s01q35, s01q36, s01q37, s02q04, s02q15, s03q13, s03q14, s03q15</w:t>
+              <w:t>—</w:t>
             </w:r>
           </w:p>
         </w:tc>
@@ -3904,7 +5254,7 @@
                 <w:i w:val="0"/>
                 <w:sz w:val="17"/>
               </w:rPr>
-              <w:t>Nombre de mois exercé  (3 mois) par Aliou DIATTA dans l'emploi au cours des 12 derniers mois semble faible, veuillez corriger s'il vous plait ou comfirmer avec le QG.</w:t>
+              <w:t>Attention ! La dépense du ménage de ALIOU DIATTA (3500 Fcfa) au cours de 12 derniers mois de Achat d'un appareil électro-ménager: frigo, climatiseurs, réchaud, four, cuisinière, lave-linge, chauffe-eau, fer à repasser, etc est relativement élevé.</w:t>
             </w:r>
           </w:p>
         </w:tc>
@@ -3937,7 +5287,7 @@
                 <w:i w:val="0"/>
                 <w:sz w:val="16"/>
               </w:rPr>
-              <w:t>S04</w:t>
+              <w:t>S10</w:t>
               <w:br/>
             </w:r>
             <w:r>
@@ -3947,7 +5297,7 @@
                 <w:color w:val="64748B"/>
                 <w:sz w:val="14"/>
               </w:rPr>
-              <w:t>Emploi</w:t>
+              <w:t>Logement</w:t>
             </w:r>
           </w:p>
         </w:tc>
@@ -3963,7 +5313,7 @@
                 <w:color w:val="16A34A"/>
                 <w:sz w:val="16"/>
               </w:rPr>
-              <w:t>—</w:t>
+              <w:t>s10q48, s10q49</w:t>
             </w:r>
           </w:p>
         </w:tc>
@@ -3994,7 +5344,7 @@
                 <w:i w:val="0"/>
                 <w:sz w:val="17"/>
               </w:rPr>
-              <w:t>Veuillez, s'il vous plaît, confirmer cette information avec le QG ou la corriger.</w:t>
+              <w:t>L'entreprise Extraction du sel dit avoir réçu une somme sur la vente de ces produits transformés (s10q48 est differnt de 0) mais n'a depensé aucune somme sur l'achat des matières premières (s10q49==0), prière de fournir de l'effort pour estimer le montant obtenu en achat de matières premières.</w:t>
             </w:r>
           </w:p>
         </w:tc>
@@ -4027,7 +5377,7 @@
                 <w:i w:val="0"/>
                 <w:sz w:val="16"/>
               </w:rPr>
-              <w:t>S04</w:t>
+              <w:t>S10</w:t>
               <w:br/>
             </w:r>
             <w:r>
@@ -4037,7 +5387,7 @@
                 <w:color w:val="64748B"/>
                 <w:sz w:val="14"/>
               </w:rPr>
-              <w:t>Emploi</w:t>
+              <w:t>Logement</w:t>
             </w:r>
           </w:p>
         </w:tc>
@@ -4084,7 +5434,7 @@
                 <w:i w:val="0"/>
                 <w:sz w:val="17"/>
               </w:rPr>
-              <w:t>Veuillez, s'il vous plaît, confirmer cette information avec le QG ou la corriger.</w:t>
+              <w:t>L'entreprise Extraction du sel n'est pas une entreprise de fabrication et pourtant vous avez renseigné soit renseigner la question 10.48 ou 10.49, si vous pensez qu'elle est une entreprise de fabrication prière de reprendre le classement de la nomenclature en 10.17a ou s'elle ne fait de fabrication merci de mettre 0 en 10.48 et 10.49.</w:t>
             </w:r>
           </w:p>
         </w:tc>
@@ -4117,7 +5467,7 @@
                 <w:i w:val="0"/>
                 <w:sz w:val="16"/>
               </w:rPr>
-              <w:t>S07</w:t>
+              <w:t>S10</w:t>
               <w:br/>
             </w:r>
             <w:r>
@@ -4127,7 +5477,7 @@
                 <w:color w:val="64748B"/>
                 <w:sz w:val="14"/>
               </w:rPr>
-              <w:t>Consommation alimentaire</w:t>
+              <w:t>Logement</w:t>
             </w:r>
           </w:p>
         </w:tc>
@@ -4174,7 +5524,7 @@
                 <w:i w:val="0"/>
                 <w:sz w:val="17"/>
               </w:rPr>
-              <w:t>Le montant total declaré de Combé DJIBA concernant les repas pris à l'extérieur du ménage au cours des 7 jours semble élevé.</w:t>
+              <w:t>Mettre soit le montant en 10.46 et 10.47 s'elle fait de commerce ou mettre en 10.50 s'elle rend service.</w:t>
             </w:r>
           </w:p>
         </w:tc>
@@ -4207,7 +5557,7 @@
                 <w:i w:val="0"/>
                 <w:sz w:val="16"/>
               </w:rPr>
-              <w:t>S07</w:t>
+              <w:t>S10</w:t>
               <w:br/>
             </w:r>
             <w:r>
@@ -4217,7 +5567,7 @@
                 <w:color w:val="64748B"/>
                 <w:sz w:val="14"/>
               </w:rPr>
-              <w:t>Consommation alimentaire</w:t>
+              <w:t>Logement</w:t>
             </w:r>
           </w:p>
         </w:tc>
@@ -4233,7 +5583,7 @@
                 <w:color w:val="16A34A"/>
                 <w:sz w:val="16"/>
               </w:rPr>
-              <w:t>—</w:t>
+              <w:t>s01q23, s01q00b, s01q23_autre</w:t>
             </w:r>
           </w:p>
         </w:tc>
@@ -4264,7 +5614,7 @@
                 <w:i w:val="0"/>
                 <w:sz w:val="17"/>
               </w:rPr>
-              <w:t>Prière de vérifier et de corriger ou de confirmer ces informations avec le QG.</w:t>
+              <w:t>type de local l'activité s'exerce Extraction du sel est Au bort de la rivière et semble exister dans les modalités, prière de prendre attache avec le QG pour plus d'explication afin de la classer bien.</w:t>
             </w:r>
           </w:p>
         </w:tc>
@@ -4297,7 +5647,7 @@
                 <w:i w:val="0"/>
                 <w:sz w:val="16"/>
               </w:rPr>
-              <w:t>S07</w:t>
+              <w:t>S10</w:t>
               <w:br/>
             </w:r>
             <w:r>
@@ -4307,7 +5657,7 @@
                 <w:color w:val="64748B"/>
                 <w:sz w:val="14"/>
               </w:rPr>
-              <w:t>Consommation alimentaire</w:t>
+              <w:t>Logement</w:t>
             </w:r>
           </w:p>
         </w:tc>
@@ -4323,7 +5673,7 @@
                 <w:color w:val="16A34A"/>
                 <w:sz w:val="16"/>
               </w:rPr>
-              <w:t>—</w:t>
+              <w:t>s10q48, s10q49</w:t>
             </w:r>
           </w:p>
         </w:tc>
@@ -4354,7 +5704,7 @@
                 <w:i w:val="0"/>
                 <w:sz w:val="17"/>
               </w:rPr>
-              <w:t>Attention ! La dépense du répas pris à l'extérieur de Combé DJIBA (30600 Fcfa) au cours de 7 derniers jours est relativement élevé.</w:t>
+              <w:t>L'entreprise Transformation du carapa dit avoir réçu une somme sur la vente de ces produits transformés (s10q48 est differnt de 0) mais n'a depensé aucune somme sur l'achat des matières premières (s10q49==0), prière de fournir de l'effort pour estimer le montant obtenu en achat de matières premières.</w:t>
             </w:r>
           </w:p>
         </w:tc>
@@ -4387,7 +5737,7 @@
                 <w:i w:val="0"/>
                 <w:sz w:val="16"/>
               </w:rPr>
-              <w:t>S07</w:t>
+              <w:t>S11</w:t>
               <w:br/>
             </w:r>
             <w:r>
@@ -4397,7 +5747,7 @@
                 <w:color w:val="64748B"/>
                 <w:sz w:val="14"/>
               </w:rPr>
-              <w:t>Consommation alimentaire</w:t>
+              <w:t>Logement / cadre de vie</w:t>
             </w:r>
           </w:p>
         </w:tc>
@@ -4413,7 +5763,7 @@
                 <w:color w:val="16A34A"/>
                 <w:sz w:val="16"/>
               </w:rPr>
-              <w:t>—</w:t>
+              <w:t>s01q23, s01q00b, s01q23_autre</w:t>
             </w:r>
           </w:p>
         </w:tc>
@@ -4444,7 +5794,7 @@
                 <w:i w:val="0"/>
                 <w:sz w:val="17"/>
               </w:rPr>
-              <w:t>Prière de corriger ou de confirmer avec le QG.</w:t>
+              <w:t>En cas de coupure de courant du réseau, la source d’énergie que le ménage utilise est une bougie et semble exister dans les modalités, prière de prendre attache avec le QG pour plus d'explication afin de la classer bien.</w:t>
             </w:r>
           </w:p>
         </w:tc>
@@ -4477,7 +5827,7 @@
                 <w:i w:val="0"/>
                 <w:sz w:val="16"/>
               </w:rPr>
-              <w:t>S09</w:t>
+              <w:t>S11</w:t>
               <w:br/>
             </w:r>
             <w:r>
@@ -4487,7 +5837,7 @@
                 <w:color w:val="64748B"/>
                 <w:sz w:val="14"/>
               </w:rPr>
-              <w:t>Dépenses non alimentaires</w:t>
+              <w:t>Logement / cadre de vie</w:t>
             </w:r>
           </w:p>
         </w:tc>
@@ -4503,7 +5853,7 @@
                 <w:color w:val="16A34A"/>
                 <w:sz w:val="16"/>
               </w:rPr>
-              <w:t>—</w:t>
+              <w:t>s01q23, s01q00b, s01q23_autre</w:t>
             </w:r>
           </w:p>
         </w:tc>
@@ -4534,7 +5884,7 @@
                 <w:i w:val="0"/>
                 <w:sz w:val="17"/>
               </w:rPr>
-              <w:t>Attention ! La dépense du ménage de ALIOU DIATTA (9000 Fcfa) au cours de 7 derniers jours de Transport urbain en taxi est relativement élevé.</w:t>
+              <w:t>Le moyen que le ménage utilise pour se débarrasser des excréments hors de la concession est Aucun moyen et semble exister dans les modalités, prière de prendre attache avec le QG pour plus d'explication afin de la classer bien.</w:t>
             </w:r>
           </w:p>
         </w:tc>
@@ -4567,7 +5917,7 @@
                 <w:i w:val="0"/>
                 <w:sz w:val="16"/>
               </w:rPr>
-              <w:t>S09</w:t>
+              <w:t>S11</w:t>
               <w:br/>
             </w:r>
             <w:r>
@@ -4577,7 +5927,7 @@
                 <w:color w:val="64748B"/>
                 <w:sz w:val="14"/>
               </w:rPr>
-              <w:t>Dépenses non alimentaires</w:t>
+              <w:t>Logement / cadre de vie</w:t>
             </w:r>
           </w:p>
         </w:tc>
@@ -4624,7 +5974,7 @@
                 <w:i w:val="0"/>
                 <w:sz w:val="17"/>
               </w:rPr>
-              <w:t>Prière de corriger ou de confirmer avec le QG.</w:t>
+              <w:t>Attention!!! Les ménages vivants dans un(e) Maison Basse à ZIGUINCHOR Urbain ont généralement comme principal matériau de construction le/la Banco amélioré/ semi-dur, mais celui du ménage de ALIOU DIATTA (Ciment/Béton/Pierres de taille) diffère de celui-ci.</w:t>
             </w:r>
           </w:p>
         </w:tc>
@@ -4657,7 +6007,7 @@
                 <w:i w:val="0"/>
                 <w:sz w:val="16"/>
               </w:rPr>
-              <w:t>S09</w:t>
+              <w:t>S11</w:t>
               <w:br/>
             </w:r>
             <w:r>
@@ -4667,7 +6017,7 @@
                 <w:color w:val="64748B"/>
                 <w:sz w:val="14"/>
               </w:rPr>
-              <w:t>Dépenses non alimentaires</w:t>
+              <w:t>Logement / cadre de vie</w:t>
             </w:r>
           </w:p>
         </w:tc>
@@ -4683,7 +6033,7 @@
                 <w:color w:val="16A34A"/>
                 <w:sz w:val="16"/>
               </w:rPr>
-              <w:t>s01q23, s01q00b, s01q23_autre</w:t>
+              <w:t>—</w:t>
             </w:r>
           </w:p>
         </w:tc>
@@ -4714,7 +6064,7 @@
                 <w:i w:val="0"/>
                 <w:sz w:val="17"/>
               </w:rPr>
-              <w:t>La dernière fois que vous avez acheté Bois de chauffe ramassé/coupé (estimer la valeur) est Au champs et semble exister dans les modalités, prière de prendre attache avec le QG pour plus d'explication afin de la classer bien.</w:t>
+              <w:t>Prière de vérifier pour être sûr que vous avez choisi les bonnes modalités des questions 11.01 et 11.18 .</w:t>
             </w:r>
           </w:p>
         </w:tc>
@@ -4747,7 +6097,7 @@
                 <w:i w:val="0"/>
                 <w:sz w:val="16"/>
               </w:rPr>
-              <w:t>S09</w:t>
+              <w:t>S11</w:t>
               <w:br/>
             </w:r>
             <w:r>
@@ -4757,7 +6107,7 @@
                 <w:color w:val="64748B"/>
                 <w:sz w:val="14"/>
               </w:rPr>
-              <w:t>Dépenses non alimentaires</w:t>
+              <w:t>Logement / cadre de vie</w:t>
             </w:r>
           </w:p>
         </w:tc>
@@ -4804,7 +6154,7 @@
                 <w:i w:val="0"/>
                 <w:sz w:val="17"/>
               </w:rPr>
-              <w:t>Attention ! La dépense du ménage de ALIOU DIATTA (500 Fcfa) au cours de 30 derniers jours de Frais de coiffure homme et femme (salon, tressage, mèches, coupe, etc.), manucure, pédicure est relativement élevé.</w:t>
+              <w:t>Merci de ne pas corriger si vous êtes sûr de celui donné par le ménage et observé par vous.</w:t>
             </w:r>
           </w:p>
         </w:tc>
@@ -4837,7 +6187,7 @@
                 <w:i w:val="0"/>
                 <w:sz w:val="16"/>
               </w:rPr>
-              <w:t>S09</w:t>
+              <w:t>S12</w:t>
               <w:br/>
             </w:r>
             <w:r>
@@ -4847,7 +6197,7 @@
                 <w:color w:val="64748B"/>
                 <w:sz w:val="14"/>
               </w:rPr>
-              <w:t>Dépenses non alimentaires</w:t>
+              <w:t>Avoirs / biens durables</w:t>
             </w:r>
           </w:p>
         </w:tc>
@@ -4894,7 +6244,7 @@
                 <w:i w:val="0"/>
                 <w:sz w:val="17"/>
               </w:rPr>
-              <w:t>Prière de corriger ou de confirmer avec le QG.</w:t>
+              <w:t>Attention ! Lit a été achété à 450000 Fcfa est relativement élevé par rapport aux autres prix d'achat observés dans cette zone.</w:t>
             </w:r>
           </w:p>
         </w:tc>
@@ -4927,7 +6277,7 @@
                 <w:i w:val="0"/>
                 <w:sz w:val="16"/>
               </w:rPr>
-              <w:t>S09</w:t>
+              <w:t>S12</w:t>
               <w:br/>
             </w:r>
             <w:r>
@@ -4937,7 +6287,7 @@
                 <w:color w:val="64748B"/>
                 <w:sz w:val="14"/>
               </w:rPr>
-              <w:t>Dépenses non alimentaires</w:t>
+              <w:t>Avoirs / biens durables</w:t>
             </w:r>
           </w:p>
         </w:tc>
@@ -4984,7 +6334,7 @@
                 <w:i w:val="0"/>
                 <w:sz w:val="17"/>
               </w:rPr>
-              <w:t>La dernière fois que vous avez acheté Réparation d'appareils électro-ménagers (fer à repasser, frigo, cuisinière, four, réchaud, climatiseur, ventilateur, chauffe-eau, etc.</w:t>
+              <w:t>Prière de corriger ou de confirmer avec le QG.</w:t>
             </w:r>
           </w:p>
         </w:tc>
@@ -5017,7 +6367,7 @@
                 <w:i w:val="0"/>
                 <w:sz w:val="16"/>
               </w:rPr>
-              <w:t>S09</w:t>
+              <w:t>S12</w:t>
               <w:br/>
             </w:r>
             <w:r>
@@ -5027,7 +6377,7 @@
                 <w:color w:val="64748B"/>
                 <w:sz w:val="14"/>
               </w:rPr>
-              <w:t>Dépenses non alimentaires</w:t>
+              <w:t>Avoirs / biens durables</w:t>
             </w:r>
           </w:p>
         </w:tc>
@@ -5043,7 +6393,7 @@
                 <w:color w:val="16A34A"/>
                 <w:sz w:val="16"/>
               </w:rPr>
-              <w:t>s01q23, s01q00b, s01q23_autre</w:t>
+              <w:t>—</w:t>
             </w:r>
           </w:p>
         </w:tc>
@@ -5074,1807 +6424,7 @@
                 <w:i w:val="0"/>
                 <w:sz w:val="17"/>
               </w:rPr>
-              <w:t>) est Ménage et semble exister dans les modalités, prière de prendre attache avec le QG pour plus d'explication afin de la classer bien.</w:t>
-            </w:r>
-          </w:p>
-        </w:tc>
-      </w:tr>
-      <w:tr>
-        <w:tc>
-          <w:tcPr>
-            <w:tcW w:type="dxa" w:w="964"/>
-          </w:tcPr>
-          <w:p>
-            <w:r>
-              <w:rPr>
-                <w:b/>
-                <w:i w:val="0"/>
-                <w:color w:val="EA580C"/>
-                <w:sz w:val="16"/>
-              </w:rPr>
-              <w:t>Moyenne</w:t>
-            </w:r>
-          </w:p>
-        </w:tc>
-        <w:tc>
-          <w:tcPr>
-            <w:tcW w:type="dxa" w:w="1247"/>
-          </w:tcPr>
-          <w:p>
-            <w:r>
-              <w:rPr>
-                <w:b/>
-                <w:i w:val="0"/>
-                <w:sz w:val="16"/>
-              </w:rPr>
-              <w:t>S09</w:t>
-              <w:br/>
-            </w:r>
-            <w:r>
-              <w:rPr>
-                <w:b w:val="0"/>
-                <w:i w:val="0"/>
-                <w:color w:val="64748B"/>
-                <w:sz w:val="14"/>
-              </w:rPr>
-              <w:t>Dépenses non alimentaires</w:t>
-            </w:r>
-          </w:p>
-        </w:tc>
-        <w:tc>
-          <w:tcPr>
-            <w:tcW w:type="dxa" w:w="1531"/>
-          </w:tcPr>
-          <w:p>
-            <w:r>
-              <w:rPr>
-                <w:b/>
-                <w:i w:val="0"/>
-                <w:color w:val="16A34A"/>
-                <w:sz w:val="16"/>
-              </w:rPr>
-              <w:t>—</w:t>
-            </w:r>
-          </w:p>
-        </w:tc>
-        <w:tc>
-          <w:tcPr>
-            <w:tcW w:type="dxa" w:w="1191"/>
-          </w:tcPr>
-          <w:p>
-            <w:r>
-              <w:rPr>
-                <w:b w:val="0"/>
-                <w:i w:val="0"/>
-                <w:color w:val="64748B"/>
-                <w:sz w:val="16"/>
-              </w:rPr>
-              <w:t>GT-CQ</w:t>
-            </w:r>
-          </w:p>
-        </w:tc>
-        <w:tc>
-          <w:tcPr>
-            <w:tcW w:type="dxa" w:w="4706"/>
-          </w:tcPr>
-          <w:p>
-            <w:r>
-              <w:rPr>
-                <w:b w:val="0"/>
-                <w:i w:val="0"/>
-                <w:sz w:val="17"/>
-              </w:rPr>
-              <w:t>Attention ! La dépense du ménage de ALIOU DIATTA (6000 Fcfa) au cours de 12 derniers mois de Réparation d'appareils électro-ménagers (fer à repasser, frigo, cuisinière, four, réchaud, climatiseur, ventilateur, chauffe-eau, etc.</w:t>
-            </w:r>
-          </w:p>
-        </w:tc>
-      </w:tr>
-      <w:tr>
-        <w:tc>
-          <w:tcPr>
-            <w:tcW w:type="dxa" w:w="964"/>
-          </w:tcPr>
-          <w:p>
-            <w:r>
-              <w:rPr>
-                <w:b/>
-                <w:i w:val="0"/>
-                <w:color w:val="EA580C"/>
-                <w:sz w:val="16"/>
-              </w:rPr>
-              <w:t>Moyenne</w:t>
-            </w:r>
-          </w:p>
-        </w:tc>
-        <w:tc>
-          <w:tcPr>
-            <w:tcW w:type="dxa" w:w="1247"/>
-          </w:tcPr>
-          <w:p>
-            <w:r>
-              <w:rPr>
-                <w:b/>
-                <w:i w:val="0"/>
-                <w:sz w:val="16"/>
-              </w:rPr>
-              <w:t>S09</w:t>
-              <w:br/>
-            </w:r>
-            <w:r>
-              <w:rPr>
-                <w:b w:val="0"/>
-                <w:i w:val="0"/>
-                <w:color w:val="64748B"/>
-                <w:sz w:val="14"/>
-              </w:rPr>
-              <w:t>Dépenses non alimentaires</w:t>
-            </w:r>
-          </w:p>
-        </w:tc>
-        <w:tc>
-          <w:tcPr>
-            <w:tcW w:type="dxa" w:w="1531"/>
-          </w:tcPr>
-          <w:p>
-            <w:r>
-              <w:rPr>
-                <w:b/>
-                <w:i w:val="0"/>
-                <w:color w:val="16A34A"/>
-                <w:sz w:val="16"/>
-              </w:rPr>
-              <w:t>—</w:t>
-            </w:r>
-          </w:p>
-        </w:tc>
-        <w:tc>
-          <w:tcPr>
-            <w:tcW w:type="dxa" w:w="1191"/>
-          </w:tcPr>
-          <w:p>
-            <w:r>
-              <w:rPr>
-                <w:b w:val="0"/>
-                <w:i w:val="0"/>
-                <w:color w:val="64748B"/>
-                <w:sz w:val="16"/>
-              </w:rPr>
-              <w:t>GT-CQ</w:t>
-            </w:r>
-          </w:p>
-        </w:tc>
-        <w:tc>
-          <w:tcPr>
-            <w:tcW w:type="dxa" w:w="4706"/>
-          </w:tcPr>
-          <w:p>
-            <w:r>
-              <w:rPr>
-                <w:b w:val="0"/>
-                <w:i w:val="0"/>
-                <w:sz w:val="17"/>
-              </w:rPr>
-              <w:t>) est relativement élevé.</w:t>
-            </w:r>
-          </w:p>
-        </w:tc>
-      </w:tr>
-      <w:tr>
-        <w:tc>
-          <w:tcPr>
-            <w:tcW w:type="dxa" w:w="964"/>
-          </w:tcPr>
-          <w:p>
-            <w:r>
-              <w:rPr>
-                <w:b/>
-                <w:i w:val="0"/>
-                <w:color w:val="EA580C"/>
-                <w:sz w:val="16"/>
-              </w:rPr>
-              <w:t>Moyenne</w:t>
-            </w:r>
-          </w:p>
-        </w:tc>
-        <w:tc>
-          <w:tcPr>
-            <w:tcW w:type="dxa" w:w="1247"/>
-          </w:tcPr>
-          <w:p>
-            <w:r>
-              <w:rPr>
-                <w:b/>
-                <w:i w:val="0"/>
-                <w:sz w:val="16"/>
-              </w:rPr>
-              <w:t>S09</w:t>
-              <w:br/>
-            </w:r>
-            <w:r>
-              <w:rPr>
-                <w:b w:val="0"/>
-                <w:i w:val="0"/>
-                <w:color w:val="64748B"/>
-                <w:sz w:val="14"/>
-              </w:rPr>
-              <w:t>Dépenses non alimentaires</w:t>
-            </w:r>
-          </w:p>
-        </w:tc>
-        <w:tc>
-          <w:tcPr>
-            <w:tcW w:type="dxa" w:w="1531"/>
-          </w:tcPr>
-          <w:p>
-            <w:r>
-              <w:rPr>
-                <w:b/>
-                <w:i w:val="0"/>
-                <w:color w:val="16A34A"/>
-                <w:sz w:val="16"/>
-              </w:rPr>
-              <w:t>—</w:t>
-            </w:r>
-          </w:p>
-        </w:tc>
-        <w:tc>
-          <w:tcPr>
-            <w:tcW w:type="dxa" w:w="1191"/>
-          </w:tcPr>
-          <w:p>
-            <w:r>
-              <w:rPr>
-                <w:b w:val="0"/>
-                <w:i w:val="0"/>
-                <w:color w:val="64748B"/>
-                <w:sz w:val="16"/>
-              </w:rPr>
-              <w:t>GT-CQ</w:t>
-            </w:r>
-          </w:p>
-        </w:tc>
-        <w:tc>
-          <w:tcPr>
-            <w:tcW w:type="dxa" w:w="4706"/>
-          </w:tcPr>
-          <w:p>
-            <w:r>
-              <w:rPr>
-                <w:b w:val="0"/>
-                <w:i w:val="0"/>
-                <w:sz w:val="17"/>
-              </w:rPr>
-              <w:t>Prière de corriger ou de confirmer avec le QG.</w:t>
-            </w:r>
-          </w:p>
-        </w:tc>
-      </w:tr>
-      <w:tr>
-        <w:tc>
-          <w:tcPr>
-            <w:tcW w:type="dxa" w:w="964"/>
-          </w:tcPr>
-          <w:p>
-            <w:r>
-              <w:rPr>
-                <w:b/>
-                <w:i w:val="0"/>
-                <w:color w:val="EA580C"/>
-                <w:sz w:val="16"/>
-              </w:rPr>
-              <w:t>Moyenne</w:t>
-            </w:r>
-          </w:p>
-        </w:tc>
-        <w:tc>
-          <w:tcPr>
-            <w:tcW w:type="dxa" w:w="1247"/>
-          </w:tcPr>
-          <w:p>
-            <w:r>
-              <w:rPr>
-                <w:b/>
-                <w:i w:val="0"/>
-                <w:sz w:val="16"/>
-              </w:rPr>
-              <w:t>S09</w:t>
-              <w:br/>
-            </w:r>
-            <w:r>
-              <w:rPr>
-                <w:b w:val="0"/>
-                <w:i w:val="0"/>
-                <w:color w:val="64748B"/>
-                <w:sz w:val="14"/>
-              </w:rPr>
-              <w:t>Dépenses non alimentaires</w:t>
-            </w:r>
-          </w:p>
-        </w:tc>
-        <w:tc>
-          <w:tcPr>
-            <w:tcW w:type="dxa" w:w="1531"/>
-          </w:tcPr>
-          <w:p>
-            <w:r>
-              <w:rPr>
-                <w:b/>
-                <w:i w:val="0"/>
-                <w:color w:val="16A34A"/>
-                <w:sz w:val="16"/>
-              </w:rPr>
-              <w:t>—</w:t>
-            </w:r>
-          </w:p>
-        </w:tc>
-        <w:tc>
-          <w:tcPr>
-            <w:tcW w:type="dxa" w:w="1191"/>
-          </w:tcPr>
-          <w:p>
-            <w:r>
-              <w:rPr>
-                <w:b w:val="0"/>
-                <w:i w:val="0"/>
-                <w:color w:val="64748B"/>
-                <w:sz w:val="16"/>
-              </w:rPr>
-              <w:t>GT-CQ</w:t>
-            </w:r>
-          </w:p>
-        </w:tc>
-        <w:tc>
-          <w:tcPr>
-            <w:tcW w:type="dxa" w:w="4706"/>
-          </w:tcPr>
-          <w:p>
-            <w:r>
-              <w:rPr>
-                <w:b w:val="0"/>
-                <w:i w:val="0"/>
-                <w:sz w:val="17"/>
-              </w:rPr>
-              <w:t>Attention ! La dépense du ménage de ALIOU DIATTA (1200 Fcfa) au cours de 12 derniers mois de Frais de légalisation (confection) de documents administratifs (actes d'Etat-civil, diplômes, etc.) est relativement élevé.</w:t>
-            </w:r>
-          </w:p>
-        </w:tc>
-      </w:tr>
-      <w:tr>
-        <w:tc>
-          <w:tcPr>
-            <w:tcW w:type="dxa" w:w="964"/>
-          </w:tcPr>
-          <w:p>
-            <w:r>
-              <w:rPr>
-                <w:b/>
-                <w:i w:val="0"/>
-                <w:color w:val="EA580C"/>
-                <w:sz w:val="16"/>
-              </w:rPr>
-              <w:t>Moyenne</w:t>
-            </w:r>
-          </w:p>
-        </w:tc>
-        <w:tc>
-          <w:tcPr>
-            <w:tcW w:type="dxa" w:w="1247"/>
-          </w:tcPr>
-          <w:p>
-            <w:r>
-              <w:rPr>
-                <w:b/>
-                <w:i w:val="0"/>
-                <w:sz w:val="16"/>
-              </w:rPr>
-              <w:t>S09</w:t>
-              <w:br/>
-            </w:r>
-            <w:r>
-              <w:rPr>
-                <w:b w:val="0"/>
-                <w:i w:val="0"/>
-                <w:color w:val="64748B"/>
-                <w:sz w:val="14"/>
-              </w:rPr>
-              <w:t>Dépenses non alimentaires</w:t>
-            </w:r>
-          </w:p>
-        </w:tc>
-        <w:tc>
-          <w:tcPr>
-            <w:tcW w:type="dxa" w:w="1531"/>
-          </w:tcPr>
-          <w:p>
-            <w:r>
-              <w:rPr>
-                <w:b/>
-                <w:i w:val="0"/>
-                <w:color w:val="16A34A"/>
-                <w:sz w:val="16"/>
-              </w:rPr>
-              <w:t>—</w:t>
-            </w:r>
-          </w:p>
-        </w:tc>
-        <w:tc>
-          <w:tcPr>
-            <w:tcW w:type="dxa" w:w="1191"/>
-          </w:tcPr>
-          <w:p>
-            <w:r>
-              <w:rPr>
-                <w:b w:val="0"/>
-                <w:i w:val="0"/>
-                <w:color w:val="64748B"/>
-                <w:sz w:val="16"/>
-              </w:rPr>
-              <w:t>GT-CQ</w:t>
-            </w:r>
-          </w:p>
-        </w:tc>
-        <w:tc>
-          <w:tcPr>
-            <w:tcW w:type="dxa" w:w="4706"/>
-          </w:tcPr>
-          <w:p>
-            <w:r>
-              <w:rPr>
-                <w:b w:val="0"/>
-                <w:i w:val="0"/>
-                <w:sz w:val="17"/>
-              </w:rPr>
-              <w:t>Attention ! La dépense du ménage de ALIOU DIATTA (3000 Fcfa) au cours de 12 derniers mois de Linge de maison et articles associés (serviettes de bain, drap, couverture, couvre-lit, oreillers, moustiquaire, nattes, tapis, rideaux, éventail, etc.</w:t>
-            </w:r>
-          </w:p>
-        </w:tc>
-      </w:tr>
-      <w:tr>
-        <w:tc>
-          <w:tcPr>
-            <w:tcW w:type="dxa" w:w="964"/>
-          </w:tcPr>
-          <w:p>
-            <w:r>
-              <w:rPr>
-                <w:b/>
-                <w:i w:val="0"/>
-                <w:color w:val="EA580C"/>
-                <w:sz w:val="16"/>
-              </w:rPr>
-              <w:t>Moyenne</w:t>
-            </w:r>
-          </w:p>
-        </w:tc>
-        <w:tc>
-          <w:tcPr>
-            <w:tcW w:type="dxa" w:w="1247"/>
-          </w:tcPr>
-          <w:p>
-            <w:r>
-              <w:rPr>
-                <w:b/>
-                <w:i w:val="0"/>
-                <w:sz w:val="16"/>
-              </w:rPr>
-              <w:t>S09</w:t>
-              <w:br/>
-            </w:r>
-            <w:r>
-              <w:rPr>
-                <w:b w:val="0"/>
-                <w:i w:val="0"/>
-                <w:color w:val="64748B"/>
-                <w:sz w:val="14"/>
-              </w:rPr>
-              <w:t>Dépenses non alimentaires</w:t>
-            </w:r>
-          </w:p>
-        </w:tc>
-        <w:tc>
-          <w:tcPr>
-            <w:tcW w:type="dxa" w:w="1531"/>
-          </w:tcPr>
-          <w:p>
-            <w:r>
-              <w:rPr>
-                <w:b/>
-                <w:i w:val="0"/>
-                <w:color w:val="16A34A"/>
-                <w:sz w:val="16"/>
-              </w:rPr>
-              <w:t>—</w:t>
-            </w:r>
-          </w:p>
-        </w:tc>
-        <w:tc>
-          <w:tcPr>
-            <w:tcW w:type="dxa" w:w="1191"/>
-          </w:tcPr>
-          <w:p>
-            <w:r>
-              <w:rPr>
-                <w:b w:val="0"/>
-                <w:i w:val="0"/>
-                <w:color w:val="64748B"/>
-                <w:sz w:val="16"/>
-              </w:rPr>
-              <w:t>GT-CQ</w:t>
-            </w:r>
-          </w:p>
-        </w:tc>
-        <w:tc>
-          <w:tcPr>
-            <w:tcW w:type="dxa" w:w="4706"/>
-          </w:tcPr>
-          <w:p>
-            <w:r>
-              <w:rPr>
-                <w:b w:val="0"/>
-                <w:i w:val="0"/>
-                <w:sz w:val="17"/>
-              </w:rPr>
-              <w:t>Attention ! La dépense du ménage de ALIOU DIATTA (3500 Fcfa) au cours de 12 derniers mois de Achat d'un appareil électro-ménager: frigo, climatiseurs, réchaud, four, cuisinière, lave-linge, chauffe-eau, fer à repasser, etc est relativement élevé.</w:t>
-            </w:r>
-          </w:p>
-        </w:tc>
-      </w:tr>
-      <w:tr>
-        <w:tc>
-          <w:tcPr>
-            <w:tcW w:type="dxa" w:w="964"/>
-          </w:tcPr>
-          <w:p>
-            <w:r>
-              <w:rPr>
-                <w:b/>
-                <w:i w:val="0"/>
-                <w:color w:val="EA580C"/>
-                <w:sz w:val="16"/>
-              </w:rPr>
-              <w:t>Moyenne</w:t>
-            </w:r>
-          </w:p>
-        </w:tc>
-        <w:tc>
-          <w:tcPr>
-            <w:tcW w:type="dxa" w:w="1247"/>
-          </w:tcPr>
-          <w:p>
-            <w:r>
-              <w:rPr>
-                <w:b/>
-                <w:i w:val="0"/>
-                <w:sz w:val="16"/>
-              </w:rPr>
-              <w:t>S10</w:t>
-              <w:br/>
-            </w:r>
-            <w:r>
-              <w:rPr>
-                <w:b w:val="0"/>
-                <w:i w:val="0"/>
-                <w:color w:val="64748B"/>
-                <w:sz w:val="14"/>
-              </w:rPr>
-              <w:t>Logement</w:t>
-            </w:r>
-          </w:p>
-        </w:tc>
-        <w:tc>
-          <w:tcPr>
-            <w:tcW w:type="dxa" w:w="1531"/>
-          </w:tcPr>
-          <w:p>
-            <w:r>
-              <w:rPr>
-                <w:b/>
-                <w:i w:val="0"/>
-                <w:color w:val="16A34A"/>
-                <w:sz w:val="16"/>
-              </w:rPr>
-              <w:t>s10q48, s10q49</w:t>
-            </w:r>
-          </w:p>
-        </w:tc>
-        <w:tc>
-          <w:tcPr>
-            <w:tcW w:type="dxa" w:w="1191"/>
-          </w:tcPr>
-          <w:p>
-            <w:r>
-              <w:rPr>
-                <w:b w:val="0"/>
-                <w:i w:val="0"/>
-                <w:color w:val="64748B"/>
-                <w:sz w:val="16"/>
-              </w:rPr>
-              <w:t>GT-CQ</w:t>
-            </w:r>
-          </w:p>
-        </w:tc>
-        <w:tc>
-          <w:tcPr>
-            <w:tcW w:type="dxa" w:w="4706"/>
-          </w:tcPr>
-          <w:p>
-            <w:r>
-              <w:rPr>
-                <w:b w:val="0"/>
-                <w:i w:val="0"/>
-                <w:sz w:val="17"/>
-              </w:rPr>
-              <w:t>L'entreprise Extraction du sel dit avoir réçu une somme sur la vente de ces produits transformés (s10q48 est differnt de 0) mais n'a depensé aucune somme sur l'achat des matières premières (s10q49==0), prière de fournir de l'effort pour estimer le montant obtenu en achat de matières premières.</w:t>
-            </w:r>
-          </w:p>
-        </w:tc>
-      </w:tr>
-      <w:tr>
-        <w:tc>
-          <w:tcPr>
-            <w:tcW w:type="dxa" w:w="964"/>
-          </w:tcPr>
-          <w:p>
-            <w:r>
-              <w:rPr>
-                <w:b/>
-                <w:i w:val="0"/>
-                <w:color w:val="EA580C"/>
-                <w:sz w:val="16"/>
-              </w:rPr>
-              <w:t>Moyenne</w:t>
-            </w:r>
-          </w:p>
-        </w:tc>
-        <w:tc>
-          <w:tcPr>
-            <w:tcW w:type="dxa" w:w="1247"/>
-          </w:tcPr>
-          <w:p>
-            <w:r>
-              <w:rPr>
-                <w:b/>
-                <w:i w:val="0"/>
-                <w:sz w:val="16"/>
-              </w:rPr>
-              <w:t>S10</w:t>
-              <w:br/>
-            </w:r>
-            <w:r>
-              <w:rPr>
-                <w:b w:val="0"/>
-                <w:i w:val="0"/>
-                <w:color w:val="64748B"/>
-                <w:sz w:val="14"/>
-              </w:rPr>
-              <w:t>Logement</w:t>
-            </w:r>
-          </w:p>
-        </w:tc>
-        <w:tc>
-          <w:tcPr>
-            <w:tcW w:type="dxa" w:w="1531"/>
-          </w:tcPr>
-          <w:p>
-            <w:r>
-              <w:rPr>
-                <w:b/>
-                <w:i w:val="0"/>
-                <w:color w:val="16A34A"/>
-                <w:sz w:val="16"/>
-              </w:rPr>
-              <w:t>—</w:t>
-            </w:r>
-          </w:p>
-        </w:tc>
-        <w:tc>
-          <w:tcPr>
-            <w:tcW w:type="dxa" w:w="1191"/>
-          </w:tcPr>
-          <w:p>
-            <w:r>
-              <w:rPr>
-                <w:b w:val="0"/>
-                <w:i w:val="0"/>
-                <w:color w:val="64748B"/>
-                <w:sz w:val="16"/>
-              </w:rPr>
-              <w:t>GT-CQ</w:t>
-            </w:r>
-          </w:p>
-        </w:tc>
-        <w:tc>
-          <w:tcPr>
-            <w:tcW w:type="dxa" w:w="4706"/>
-          </w:tcPr>
-          <w:p>
-            <w:r>
-              <w:rPr>
-                <w:b w:val="0"/>
-                <w:i w:val="0"/>
-                <w:sz w:val="17"/>
-              </w:rPr>
-              <w:t>L'entreprise Extraction du sel n'est pas une entreprise de fabrication et pourtant vous avez renseigné soit renseigner la question 10.48 ou 10.49, si vous pensez qu'elle est une entreprise de fabrication prière de reprendre le classement de la nomenclature en 10.17a ou s'elle ne fait de fabrication merci de mettre 0 en 10.48 et 10.49.</w:t>
-            </w:r>
-          </w:p>
-        </w:tc>
-      </w:tr>
-      <w:tr>
-        <w:tc>
-          <w:tcPr>
-            <w:tcW w:type="dxa" w:w="964"/>
-          </w:tcPr>
-          <w:p>
-            <w:r>
-              <w:rPr>
-                <w:b/>
-                <w:i w:val="0"/>
-                <w:color w:val="EA580C"/>
-                <w:sz w:val="16"/>
-              </w:rPr>
-              <w:t>Moyenne</w:t>
-            </w:r>
-          </w:p>
-        </w:tc>
-        <w:tc>
-          <w:tcPr>
-            <w:tcW w:type="dxa" w:w="1247"/>
-          </w:tcPr>
-          <w:p>
-            <w:r>
-              <w:rPr>
-                <w:b/>
-                <w:i w:val="0"/>
-                <w:sz w:val="16"/>
-              </w:rPr>
-              <w:t>S10</w:t>
-              <w:br/>
-            </w:r>
-            <w:r>
-              <w:rPr>
-                <w:b w:val="0"/>
-                <w:i w:val="0"/>
-                <w:color w:val="64748B"/>
-                <w:sz w:val="14"/>
-              </w:rPr>
-              <w:t>Logement</w:t>
-            </w:r>
-          </w:p>
-        </w:tc>
-        <w:tc>
-          <w:tcPr>
-            <w:tcW w:type="dxa" w:w="1531"/>
-          </w:tcPr>
-          <w:p>
-            <w:r>
-              <w:rPr>
-                <w:b/>
-                <w:i w:val="0"/>
-                <w:color w:val="16A34A"/>
-                <w:sz w:val="16"/>
-              </w:rPr>
-              <w:t>—</w:t>
-            </w:r>
-          </w:p>
-        </w:tc>
-        <w:tc>
-          <w:tcPr>
-            <w:tcW w:type="dxa" w:w="1191"/>
-          </w:tcPr>
-          <w:p>
-            <w:r>
-              <w:rPr>
-                <w:b w:val="0"/>
-                <w:i w:val="0"/>
-                <w:color w:val="64748B"/>
-                <w:sz w:val="16"/>
-              </w:rPr>
-              <w:t>GT-CQ</w:t>
-            </w:r>
-          </w:p>
-        </w:tc>
-        <w:tc>
-          <w:tcPr>
-            <w:tcW w:type="dxa" w:w="4706"/>
-          </w:tcPr>
-          <w:p>
-            <w:r>
-              <w:rPr>
-                <w:b w:val="0"/>
-                <w:i w:val="0"/>
-                <w:sz w:val="17"/>
-              </w:rPr>
-              <w:t>Mettre soit le montant en 10.46 et 10.47 s'elle fait de commerce ou mettre en 10.50 s'elle rend service.</w:t>
-            </w:r>
-          </w:p>
-        </w:tc>
-      </w:tr>
-      <w:tr>
-        <w:tc>
-          <w:tcPr>
-            <w:tcW w:type="dxa" w:w="964"/>
-          </w:tcPr>
-          <w:p>
-            <w:r>
-              <w:rPr>
-                <w:b/>
-                <w:i w:val="0"/>
-                <w:color w:val="EA580C"/>
-                <w:sz w:val="16"/>
-              </w:rPr>
-              <w:t>Moyenne</w:t>
-            </w:r>
-          </w:p>
-        </w:tc>
-        <w:tc>
-          <w:tcPr>
-            <w:tcW w:type="dxa" w:w="1247"/>
-          </w:tcPr>
-          <w:p>
-            <w:r>
-              <w:rPr>
-                <w:b/>
-                <w:i w:val="0"/>
-                <w:sz w:val="16"/>
-              </w:rPr>
-              <w:t>S10</w:t>
-              <w:br/>
-            </w:r>
-            <w:r>
-              <w:rPr>
-                <w:b w:val="0"/>
-                <w:i w:val="0"/>
-                <w:color w:val="64748B"/>
-                <w:sz w:val="14"/>
-              </w:rPr>
-              <w:t>Logement</w:t>
-            </w:r>
-          </w:p>
-        </w:tc>
-        <w:tc>
-          <w:tcPr>
-            <w:tcW w:type="dxa" w:w="1531"/>
-          </w:tcPr>
-          <w:p>
-            <w:r>
-              <w:rPr>
-                <w:b/>
-                <w:i w:val="0"/>
-                <w:color w:val="16A34A"/>
-                <w:sz w:val="16"/>
-              </w:rPr>
-              <w:t>s01q23, s01q00b, s01q23_autre</w:t>
-            </w:r>
-          </w:p>
-        </w:tc>
-        <w:tc>
-          <w:tcPr>
-            <w:tcW w:type="dxa" w:w="1191"/>
-          </w:tcPr>
-          <w:p>
-            <w:r>
-              <w:rPr>
-                <w:b w:val="0"/>
-                <w:i w:val="0"/>
-                <w:color w:val="64748B"/>
-                <w:sz w:val="16"/>
-              </w:rPr>
-              <w:t>GT-CQ</w:t>
-            </w:r>
-          </w:p>
-        </w:tc>
-        <w:tc>
-          <w:tcPr>
-            <w:tcW w:type="dxa" w:w="4706"/>
-          </w:tcPr>
-          <w:p>
-            <w:r>
-              <w:rPr>
-                <w:b w:val="0"/>
-                <w:i w:val="0"/>
-                <w:sz w:val="17"/>
-              </w:rPr>
-              <w:t>type de local l'activité s'exerce Extraction du sel est Au bort de la rivière et semble exister dans les modalités, prière de prendre attache avec le QG pour plus d'explication afin de la classer bien.</w:t>
-            </w:r>
-          </w:p>
-        </w:tc>
-      </w:tr>
-      <w:tr>
-        <w:tc>
-          <w:tcPr>
-            <w:tcW w:type="dxa" w:w="964"/>
-          </w:tcPr>
-          <w:p>
-            <w:r>
-              <w:rPr>
-                <w:b/>
-                <w:i w:val="0"/>
-                <w:color w:val="EA580C"/>
-                <w:sz w:val="16"/>
-              </w:rPr>
-              <w:t>Moyenne</w:t>
-            </w:r>
-          </w:p>
-        </w:tc>
-        <w:tc>
-          <w:tcPr>
-            <w:tcW w:type="dxa" w:w="1247"/>
-          </w:tcPr>
-          <w:p>
-            <w:r>
-              <w:rPr>
-                <w:b/>
-                <w:i w:val="0"/>
-                <w:sz w:val="16"/>
-              </w:rPr>
-              <w:t>S10</w:t>
-              <w:br/>
-            </w:r>
-            <w:r>
-              <w:rPr>
-                <w:b w:val="0"/>
-                <w:i w:val="0"/>
-                <w:color w:val="64748B"/>
-                <w:sz w:val="14"/>
-              </w:rPr>
-              <w:t>Logement</w:t>
-            </w:r>
-          </w:p>
-        </w:tc>
-        <w:tc>
-          <w:tcPr>
-            <w:tcW w:type="dxa" w:w="1531"/>
-          </w:tcPr>
-          <w:p>
-            <w:r>
-              <w:rPr>
-                <w:b/>
-                <w:i w:val="0"/>
-                <w:color w:val="16A34A"/>
-                <w:sz w:val="16"/>
-              </w:rPr>
-              <w:t>s10q48, s10q49</w:t>
-            </w:r>
-          </w:p>
-        </w:tc>
-        <w:tc>
-          <w:tcPr>
-            <w:tcW w:type="dxa" w:w="1191"/>
-          </w:tcPr>
-          <w:p>
-            <w:r>
-              <w:rPr>
-                <w:b w:val="0"/>
-                <w:i w:val="0"/>
-                <w:color w:val="64748B"/>
-                <w:sz w:val="16"/>
-              </w:rPr>
-              <w:t>GT-CQ</w:t>
-            </w:r>
-          </w:p>
-        </w:tc>
-        <w:tc>
-          <w:tcPr>
-            <w:tcW w:type="dxa" w:w="4706"/>
-          </w:tcPr>
-          <w:p>
-            <w:r>
-              <w:rPr>
-                <w:b w:val="0"/>
-                <w:i w:val="0"/>
-                <w:sz w:val="17"/>
-              </w:rPr>
-              <w:t>L'entreprise Transformation du carapa dit avoir réçu une somme sur la vente de ces produits transformés (s10q48 est differnt de 0) mais n'a depensé aucune somme sur l'achat des matières premières (s10q49==0), prière de fournir de l'effort pour estimer le montant obtenu en achat de matières premières.</w:t>
-            </w:r>
-          </w:p>
-        </w:tc>
-      </w:tr>
-      <w:tr>
-        <w:tc>
-          <w:tcPr>
-            <w:tcW w:type="dxa" w:w="964"/>
-          </w:tcPr>
-          <w:p>
-            <w:r>
-              <w:rPr>
-                <w:b/>
-                <w:i w:val="0"/>
-                <w:color w:val="EA580C"/>
-                <w:sz w:val="16"/>
-              </w:rPr>
-              <w:t>Moyenne</w:t>
-            </w:r>
-          </w:p>
-        </w:tc>
-        <w:tc>
-          <w:tcPr>
-            <w:tcW w:type="dxa" w:w="1247"/>
-          </w:tcPr>
-          <w:p>
-            <w:r>
-              <w:rPr>
-                <w:b/>
-                <w:i w:val="0"/>
-                <w:sz w:val="16"/>
-              </w:rPr>
-              <w:t>S11</w:t>
-              <w:br/>
-            </w:r>
-            <w:r>
-              <w:rPr>
-                <w:b w:val="0"/>
-                <w:i w:val="0"/>
-                <w:color w:val="64748B"/>
-                <w:sz w:val="14"/>
-              </w:rPr>
-              <w:t>Logement / cadre de vie</w:t>
-            </w:r>
-          </w:p>
-        </w:tc>
-        <w:tc>
-          <w:tcPr>
-            <w:tcW w:type="dxa" w:w="1531"/>
-          </w:tcPr>
-          <w:p>
-            <w:r>
-              <w:rPr>
-                <w:b/>
-                <w:i w:val="0"/>
-                <w:color w:val="16A34A"/>
-                <w:sz w:val="16"/>
-              </w:rPr>
-              <w:t>s01q23, s01q00b, s01q23_autre</w:t>
-            </w:r>
-          </w:p>
-        </w:tc>
-        <w:tc>
-          <w:tcPr>
-            <w:tcW w:type="dxa" w:w="1191"/>
-          </w:tcPr>
-          <w:p>
-            <w:r>
-              <w:rPr>
-                <w:b w:val="0"/>
-                <w:i w:val="0"/>
-                <w:color w:val="64748B"/>
-                <w:sz w:val="16"/>
-              </w:rPr>
-              <w:t>GT-CQ</w:t>
-            </w:r>
-          </w:p>
-        </w:tc>
-        <w:tc>
-          <w:tcPr>
-            <w:tcW w:type="dxa" w:w="4706"/>
-          </w:tcPr>
-          <w:p>
-            <w:r>
-              <w:rPr>
-                <w:b w:val="0"/>
-                <w:i w:val="0"/>
-                <w:sz w:val="17"/>
-              </w:rPr>
-              <w:t>En cas de coupure de courant du réseau, la source d’énergie que le ménage utilise est une bougie et semble exister dans les modalités, prière de prendre attache avec le QG pour plus d'explication afin de la classer bien.</w:t>
-            </w:r>
-          </w:p>
-        </w:tc>
-      </w:tr>
-      <w:tr>
-        <w:tc>
-          <w:tcPr>
-            <w:tcW w:type="dxa" w:w="964"/>
-          </w:tcPr>
-          <w:p>
-            <w:r>
-              <w:rPr>
-                <w:b/>
-                <w:i w:val="0"/>
-                <w:color w:val="EA580C"/>
-                <w:sz w:val="16"/>
-              </w:rPr>
-              <w:t>Moyenne</w:t>
-            </w:r>
-          </w:p>
-        </w:tc>
-        <w:tc>
-          <w:tcPr>
-            <w:tcW w:type="dxa" w:w="1247"/>
-          </w:tcPr>
-          <w:p>
-            <w:r>
-              <w:rPr>
-                <w:b/>
-                <w:i w:val="0"/>
-                <w:sz w:val="16"/>
-              </w:rPr>
-              <w:t>S11</w:t>
-              <w:br/>
-            </w:r>
-            <w:r>
-              <w:rPr>
-                <w:b w:val="0"/>
-                <w:i w:val="0"/>
-                <w:color w:val="64748B"/>
-                <w:sz w:val="14"/>
-              </w:rPr>
-              <w:t>Logement / cadre de vie</w:t>
-            </w:r>
-          </w:p>
-        </w:tc>
-        <w:tc>
-          <w:tcPr>
-            <w:tcW w:type="dxa" w:w="1531"/>
-          </w:tcPr>
-          <w:p>
-            <w:r>
-              <w:rPr>
-                <w:b/>
-                <w:i w:val="0"/>
-                <w:color w:val="16A34A"/>
-                <w:sz w:val="16"/>
-              </w:rPr>
-              <w:t>s01q23, s01q00b, s01q23_autre</w:t>
-            </w:r>
-          </w:p>
-        </w:tc>
-        <w:tc>
-          <w:tcPr>
-            <w:tcW w:type="dxa" w:w="1191"/>
-          </w:tcPr>
-          <w:p>
-            <w:r>
-              <w:rPr>
-                <w:b w:val="0"/>
-                <w:i w:val="0"/>
-                <w:color w:val="64748B"/>
-                <w:sz w:val="16"/>
-              </w:rPr>
-              <w:t>GT-CQ</w:t>
-            </w:r>
-          </w:p>
-        </w:tc>
-        <w:tc>
-          <w:tcPr>
-            <w:tcW w:type="dxa" w:w="4706"/>
-          </w:tcPr>
-          <w:p>
-            <w:r>
-              <w:rPr>
-                <w:b w:val="0"/>
-                <w:i w:val="0"/>
-                <w:sz w:val="17"/>
-              </w:rPr>
-              <w:t>Le moyen que le ménage utilise pour se débarrasser des excréments hors de la concession est Aucun moyen et semble exister dans les modalités, prière de prendre attache avec le QG pour plus d'explication afin de la classer bien.</w:t>
-            </w:r>
-          </w:p>
-        </w:tc>
-      </w:tr>
-      <w:tr>
-        <w:tc>
-          <w:tcPr>
-            <w:tcW w:type="dxa" w:w="964"/>
-          </w:tcPr>
-          <w:p>
-            <w:r>
-              <w:rPr>
-                <w:b/>
-                <w:i w:val="0"/>
-                <w:color w:val="EA580C"/>
-                <w:sz w:val="16"/>
-              </w:rPr>
-              <w:t>Moyenne</w:t>
-            </w:r>
-          </w:p>
-        </w:tc>
-        <w:tc>
-          <w:tcPr>
-            <w:tcW w:type="dxa" w:w="1247"/>
-          </w:tcPr>
-          <w:p>
-            <w:r>
-              <w:rPr>
-                <w:b/>
-                <w:i w:val="0"/>
-                <w:sz w:val="16"/>
-              </w:rPr>
-              <w:t>S11</w:t>
-              <w:br/>
-            </w:r>
-            <w:r>
-              <w:rPr>
-                <w:b w:val="0"/>
-                <w:i w:val="0"/>
-                <w:color w:val="64748B"/>
-                <w:sz w:val="14"/>
-              </w:rPr>
-              <w:t>Logement / cadre de vie</w:t>
-            </w:r>
-          </w:p>
-        </w:tc>
-        <w:tc>
-          <w:tcPr>
-            <w:tcW w:type="dxa" w:w="1531"/>
-          </w:tcPr>
-          <w:p>
-            <w:r>
-              <w:rPr>
-                <w:b/>
-                <w:i w:val="0"/>
-                <w:color w:val="16A34A"/>
-                <w:sz w:val="16"/>
-              </w:rPr>
-              <w:t>—</w:t>
-            </w:r>
-          </w:p>
-        </w:tc>
-        <w:tc>
-          <w:tcPr>
-            <w:tcW w:type="dxa" w:w="1191"/>
-          </w:tcPr>
-          <w:p>
-            <w:r>
-              <w:rPr>
-                <w:b w:val="0"/>
-                <w:i w:val="0"/>
-                <w:color w:val="64748B"/>
-                <w:sz w:val="16"/>
-              </w:rPr>
-              <w:t>GT-CQ</w:t>
-            </w:r>
-          </w:p>
-        </w:tc>
-        <w:tc>
-          <w:tcPr>
-            <w:tcW w:type="dxa" w:w="4706"/>
-          </w:tcPr>
-          <w:p>
-            <w:r>
-              <w:rPr>
-                <w:b w:val="0"/>
-                <w:i w:val="0"/>
-                <w:sz w:val="17"/>
-              </w:rPr>
-              <w:t>Attention!!! Les ménages vivants dans un(e) Maison Basse à ZIGUINCHOR Urbain ont généralement comme principal matériau de construction le/la Banco amélioré/ semi-dur, mais celui du ménage de ALIOU DIATTA (Ciment/Béton/Pierres de taille) diffère de celui-ci.</w:t>
-            </w:r>
-          </w:p>
-        </w:tc>
-      </w:tr>
-      <w:tr>
-        <w:tc>
-          <w:tcPr>
-            <w:tcW w:type="dxa" w:w="964"/>
-          </w:tcPr>
-          <w:p>
-            <w:r>
-              <w:rPr>
-                <w:b/>
-                <w:i w:val="0"/>
-                <w:color w:val="EA580C"/>
-                <w:sz w:val="16"/>
-              </w:rPr>
-              <w:t>Moyenne</w:t>
-            </w:r>
-          </w:p>
-        </w:tc>
-        <w:tc>
-          <w:tcPr>
-            <w:tcW w:type="dxa" w:w="1247"/>
-          </w:tcPr>
-          <w:p>
-            <w:r>
-              <w:rPr>
-                <w:b/>
-                <w:i w:val="0"/>
-                <w:sz w:val="16"/>
-              </w:rPr>
-              <w:t>S11</w:t>
-              <w:br/>
-            </w:r>
-            <w:r>
-              <w:rPr>
-                <w:b w:val="0"/>
-                <w:i w:val="0"/>
-                <w:color w:val="64748B"/>
-                <w:sz w:val="14"/>
-              </w:rPr>
-              <w:t>Logement / cadre de vie</w:t>
-            </w:r>
-          </w:p>
-        </w:tc>
-        <w:tc>
-          <w:tcPr>
-            <w:tcW w:type="dxa" w:w="1531"/>
-          </w:tcPr>
-          <w:p>
-            <w:r>
-              <w:rPr>
-                <w:b/>
-                <w:i w:val="0"/>
-                <w:color w:val="16A34A"/>
-                <w:sz w:val="16"/>
-              </w:rPr>
-              <w:t>—</w:t>
-            </w:r>
-          </w:p>
-        </w:tc>
-        <w:tc>
-          <w:tcPr>
-            <w:tcW w:type="dxa" w:w="1191"/>
-          </w:tcPr>
-          <w:p>
-            <w:r>
-              <w:rPr>
-                <w:b w:val="0"/>
-                <w:i w:val="0"/>
-                <w:color w:val="64748B"/>
-                <w:sz w:val="16"/>
-              </w:rPr>
-              <w:t>GT-CQ</w:t>
-            </w:r>
-          </w:p>
-        </w:tc>
-        <w:tc>
-          <w:tcPr>
-            <w:tcW w:type="dxa" w:w="4706"/>
-          </w:tcPr>
-          <w:p>
-            <w:r>
-              <w:rPr>
-                <w:b w:val="0"/>
-                <w:i w:val="0"/>
-                <w:sz w:val="17"/>
-              </w:rPr>
-              <w:t>Prière de vérifier pour être sûr que vous avez choisi les bonnes modalités des questions 11.01 et 11.18 .</w:t>
-            </w:r>
-          </w:p>
-        </w:tc>
-      </w:tr>
-      <w:tr>
-        <w:tc>
-          <w:tcPr>
-            <w:tcW w:type="dxa" w:w="964"/>
-          </w:tcPr>
-          <w:p>
-            <w:r>
-              <w:rPr>
-                <w:b/>
-                <w:i w:val="0"/>
-                <w:color w:val="EA580C"/>
-                <w:sz w:val="16"/>
-              </w:rPr>
-              <w:t>Moyenne</w:t>
-            </w:r>
-          </w:p>
-        </w:tc>
-        <w:tc>
-          <w:tcPr>
-            <w:tcW w:type="dxa" w:w="1247"/>
-          </w:tcPr>
-          <w:p>
-            <w:r>
-              <w:rPr>
-                <w:b/>
-                <w:i w:val="0"/>
-                <w:sz w:val="16"/>
-              </w:rPr>
-              <w:t>S11</w:t>
-              <w:br/>
-            </w:r>
-            <w:r>
-              <w:rPr>
-                <w:b w:val="0"/>
-                <w:i w:val="0"/>
-                <w:color w:val="64748B"/>
-                <w:sz w:val="14"/>
-              </w:rPr>
-              <w:t>Logement / cadre de vie</w:t>
-            </w:r>
-          </w:p>
-        </w:tc>
-        <w:tc>
-          <w:tcPr>
-            <w:tcW w:type="dxa" w:w="1531"/>
-          </w:tcPr>
-          <w:p>
-            <w:r>
-              <w:rPr>
-                <w:b/>
-                <w:i w:val="0"/>
-                <w:color w:val="16A34A"/>
-                <w:sz w:val="16"/>
-              </w:rPr>
-              <w:t>—</w:t>
-            </w:r>
-          </w:p>
-        </w:tc>
-        <w:tc>
-          <w:tcPr>
-            <w:tcW w:type="dxa" w:w="1191"/>
-          </w:tcPr>
-          <w:p>
-            <w:r>
-              <w:rPr>
-                <w:b w:val="0"/>
-                <w:i w:val="0"/>
-                <w:color w:val="64748B"/>
-                <w:sz w:val="16"/>
-              </w:rPr>
-              <w:t>GT-CQ</w:t>
-            </w:r>
-          </w:p>
-        </w:tc>
-        <w:tc>
-          <w:tcPr>
-            <w:tcW w:type="dxa" w:w="4706"/>
-          </w:tcPr>
-          <w:p>
-            <w:r>
-              <w:rPr>
-                <w:b w:val="0"/>
-                <w:i w:val="0"/>
-                <w:sz w:val="17"/>
-              </w:rPr>
-              <w:t>Merci de ne pas corriger si vous êtes sûr de celui donné par le ménage et observé par vous.</w:t>
-            </w:r>
-          </w:p>
-        </w:tc>
-      </w:tr>
-      <w:tr>
-        <w:tc>
-          <w:tcPr>
-            <w:tcW w:type="dxa" w:w="964"/>
-          </w:tcPr>
-          <w:p>
-            <w:r>
-              <w:rPr>
-                <w:b/>
-                <w:i w:val="0"/>
-                <w:color w:val="EA580C"/>
-                <w:sz w:val="16"/>
-              </w:rPr>
-              <w:t>Moyenne</w:t>
-            </w:r>
-          </w:p>
-        </w:tc>
-        <w:tc>
-          <w:tcPr>
-            <w:tcW w:type="dxa" w:w="1247"/>
-          </w:tcPr>
-          <w:p>
-            <w:r>
-              <w:rPr>
-                <w:b/>
-                <w:i w:val="0"/>
-                <w:sz w:val="16"/>
-              </w:rPr>
-              <w:t>S12</w:t>
-              <w:br/>
-            </w:r>
-            <w:r>
-              <w:rPr>
-                <w:b w:val="0"/>
-                <w:i w:val="0"/>
-                <w:color w:val="64748B"/>
-                <w:sz w:val="14"/>
-              </w:rPr>
-              <w:t>Avoirs / biens durables</w:t>
-            </w:r>
-          </w:p>
-        </w:tc>
-        <w:tc>
-          <w:tcPr>
-            <w:tcW w:type="dxa" w:w="1531"/>
-          </w:tcPr>
-          <w:p>
-            <w:r>
-              <w:rPr>
-                <w:b/>
-                <w:i w:val="0"/>
-                <w:color w:val="16A34A"/>
-                <w:sz w:val="16"/>
-              </w:rPr>
-              <w:t>—</w:t>
-            </w:r>
-          </w:p>
-        </w:tc>
-        <w:tc>
-          <w:tcPr>
-            <w:tcW w:type="dxa" w:w="1191"/>
-          </w:tcPr>
-          <w:p>
-            <w:r>
-              <w:rPr>
-                <w:b w:val="0"/>
-                <w:i w:val="0"/>
-                <w:color w:val="64748B"/>
-                <w:sz w:val="16"/>
-              </w:rPr>
-              <w:t>GT-CQ</w:t>
-            </w:r>
-          </w:p>
-        </w:tc>
-        <w:tc>
-          <w:tcPr>
-            <w:tcW w:type="dxa" w:w="4706"/>
-          </w:tcPr>
-          <w:p>
-            <w:r>
-              <w:rPr>
-                <w:b w:val="0"/>
-                <w:i w:val="0"/>
-                <w:sz w:val="17"/>
-              </w:rPr>
-              <w:t>Attention ! Lit a été achété à 450000 Fcfa est relativement élevé par rapport aux autres prix d'achat observés dans cette zone.</w:t>
-            </w:r>
-          </w:p>
-        </w:tc>
-      </w:tr>
-      <w:tr>
-        <w:tc>
-          <w:tcPr>
-            <w:tcW w:type="dxa" w:w="964"/>
-          </w:tcPr>
-          <w:p>
-            <w:r>
-              <w:rPr>
-                <w:b/>
-                <w:i w:val="0"/>
-                <w:color w:val="EA580C"/>
-                <w:sz w:val="16"/>
-              </w:rPr>
-              <w:t>Moyenne</w:t>
-            </w:r>
-          </w:p>
-        </w:tc>
-        <w:tc>
-          <w:tcPr>
-            <w:tcW w:type="dxa" w:w="1247"/>
-          </w:tcPr>
-          <w:p>
-            <w:r>
-              <w:rPr>
-                <w:b/>
-                <w:i w:val="0"/>
-                <w:sz w:val="16"/>
-              </w:rPr>
-              <w:t>S12</w:t>
-              <w:br/>
-            </w:r>
-            <w:r>
-              <w:rPr>
-                <w:b w:val="0"/>
-                <w:i w:val="0"/>
-                <w:color w:val="64748B"/>
-                <w:sz w:val="14"/>
-              </w:rPr>
-              <w:t>Avoirs / biens durables</w:t>
-            </w:r>
-          </w:p>
-        </w:tc>
-        <w:tc>
-          <w:tcPr>
-            <w:tcW w:type="dxa" w:w="1531"/>
-          </w:tcPr>
-          <w:p>
-            <w:r>
-              <w:rPr>
-                <w:b/>
-                <w:i w:val="0"/>
-                <w:color w:val="16A34A"/>
-                <w:sz w:val="16"/>
-              </w:rPr>
-              <w:t>—</w:t>
-            </w:r>
-          </w:p>
-        </w:tc>
-        <w:tc>
-          <w:tcPr>
-            <w:tcW w:type="dxa" w:w="1191"/>
-          </w:tcPr>
-          <w:p>
-            <w:r>
-              <w:rPr>
-                <w:b w:val="0"/>
-                <w:i w:val="0"/>
-                <w:color w:val="64748B"/>
-                <w:sz w:val="16"/>
-              </w:rPr>
-              <w:t>GT-CQ</w:t>
-            </w:r>
-          </w:p>
-        </w:tc>
-        <w:tc>
-          <w:tcPr>
-            <w:tcW w:type="dxa" w:w="4706"/>
-          </w:tcPr>
-          <w:p>
-            <w:r>
-              <w:rPr>
-                <w:b w:val="0"/>
-                <w:i w:val="0"/>
-                <w:sz w:val="17"/>
-              </w:rPr>
-              <w:t>Prière de corriger ou de confirmer avec le QG.</w:t>
-            </w:r>
-          </w:p>
-        </w:tc>
-      </w:tr>
-      <w:tr>
-        <w:tc>
-          <w:tcPr>
-            <w:tcW w:type="dxa" w:w="964"/>
-          </w:tcPr>
-          <w:p>
-            <w:r>
-              <w:rPr>
-                <w:b/>
-                <w:i w:val="0"/>
-                <w:color w:val="EA580C"/>
-                <w:sz w:val="16"/>
-              </w:rPr>
-              <w:t>Moyenne</w:t>
-            </w:r>
-          </w:p>
-        </w:tc>
-        <w:tc>
-          <w:tcPr>
-            <w:tcW w:type="dxa" w:w="1247"/>
-          </w:tcPr>
-          <w:p>
-            <w:r>
-              <w:rPr>
-                <w:b/>
-                <w:i w:val="0"/>
-                <w:sz w:val="16"/>
-              </w:rPr>
-              <w:t>S12</w:t>
-              <w:br/>
-            </w:r>
-            <w:r>
-              <w:rPr>
-                <w:b w:val="0"/>
-                <w:i w:val="0"/>
-                <w:color w:val="64748B"/>
-                <w:sz w:val="14"/>
-              </w:rPr>
-              <w:t>Avoirs / biens durables</w:t>
-            </w:r>
-          </w:p>
-        </w:tc>
-        <w:tc>
-          <w:tcPr>
-            <w:tcW w:type="dxa" w:w="1531"/>
-          </w:tcPr>
-          <w:p>
-            <w:r>
-              <w:rPr>
-                <w:b/>
-                <w:i w:val="0"/>
-                <w:color w:val="16A34A"/>
-                <w:sz w:val="16"/>
-              </w:rPr>
-              <w:t>—</w:t>
-            </w:r>
-          </w:p>
-        </w:tc>
-        <w:tc>
-          <w:tcPr>
-            <w:tcW w:type="dxa" w:w="1191"/>
-          </w:tcPr>
-          <w:p>
-            <w:r>
-              <w:rPr>
-                <w:b w:val="0"/>
-                <w:i w:val="0"/>
-                <w:color w:val="64748B"/>
-                <w:sz w:val="16"/>
-              </w:rPr>
-              <w:t>GT-CQ</w:t>
-            </w:r>
-          </w:p>
-        </w:tc>
-        <w:tc>
-          <w:tcPr>
-            <w:tcW w:type="dxa" w:w="4706"/>
-          </w:tcPr>
-          <w:p>
-            <w:r>
-              <w:rPr>
-                <w:b w:val="0"/>
-                <w:i w:val="0"/>
-                <w:sz w:val="17"/>
-              </w:rPr>
               <w:t>Attention ! Ventilateur sur pied a été revendu à 1500 Fcfa qui est relativement faible par rapport aux autres prix de revente observés dans cette zone.</w:t>
-            </w:r>
-          </w:p>
-        </w:tc>
-      </w:tr>
-      <w:tr>
-        <w:tc>
-          <w:tcPr>
-            <w:tcW w:type="dxa" w:w="964"/>
-          </w:tcPr>
-          <w:p>
-            <w:r>
-              <w:rPr>
-                <w:b/>
-                <w:i w:val="0"/>
-                <w:color w:val="EA580C"/>
-                <w:sz w:val="16"/>
-              </w:rPr>
-              <w:t>Moyenne</w:t>
-            </w:r>
-          </w:p>
-        </w:tc>
-        <w:tc>
-          <w:tcPr>
-            <w:tcW w:type="dxa" w:w="1247"/>
-          </w:tcPr>
-          <w:p>
-            <w:r>
-              <w:rPr>
-                <w:b/>
-                <w:i w:val="0"/>
-                <w:sz w:val="16"/>
-              </w:rPr>
-              <w:t>S13</w:t>
-              <w:br/>
-            </w:r>
-            <w:r>
-              <w:rPr>
-                <w:b w:val="0"/>
-                <w:i w:val="0"/>
-                <w:color w:val="64748B"/>
-                <w:sz w:val="14"/>
-              </w:rPr>
-              <w:t>Transferts</w:t>
-            </w:r>
-          </w:p>
-        </w:tc>
-        <w:tc>
-          <w:tcPr>
-            <w:tcW w:type="dxa" w:w="1531"/>
-          </w:tcPr>
-          <w:p>
-            <w:r>
-              <w:rPr>
-                <w:b/>
-                <w:i w:val="0"/>
-                <w:color w:val="16A34A"/>
-                <w:sz w:val="16"/>
-              </w:rPr>
-              <w:t>s00q07a, s00q08, s00q10, s00q13_0, s00q15_0, s00q17_0, s00q23a, s00q23b</w:t>
-            </w:r>
-          </w:p>
-        </w:tc>
-        <w:tc>
-          <w:tcPr>
-            <w:tcW w:type="dxa" w:w="1191"/>
-          </w:tcPr>
-          <w:p>
-            <w:r>
-              <w:rPr>
-                <w:b w:val="0"/>
-                <w:i w:val="0"/>
-                <w:color w:val="64748B"/>
-                <w:sz w:val="16"/>
-              </w:rPr>
-              <w:t>GT-CQ</w:t>
-            </w:r>
-          </w:p>
-        </w:tc>
-        <w:tc>
-          <w:tcPr>
-            <w:tcW w:type="dxa" w:w="4706"/>
-          </w:tcPr>
-          <w:p>
-            <w:r>
-              <w:rPr>
-                <w:b w:val="0"/>
-                <w:i w:val="0"/>
-                <w:sz w:val="17"/>
-              </w:rPr>
-              <w:t>L'enquêteur prière de fournir d'effort pour avoir le niveau d'étude et l'âge de celui qui a envoyé/donné de l'argent dans la section 13a (Transfert reçu).</w:t>
             </w:r>
           </w:p>
         </w:tc>
